--- a/arb/docx/014.content.docx
+++ b/arb/docx/014.content.docx
@@ -163,28 +163,6 @@
           <w:lang w:val="ar_AE" w:bidi="ar_AE"/>
         </w:rPr>
         <w:t>ط</w:t>
-      </w:r>
-      <w:r>
-        <w:rPr>
-          <w:lang w:val="ar_AE" w:bidi="ar_AE"/>
-        </w:rPr>
-      </w:r>
-    </w:p>
-    <w:p>
-      <w:pPr>
-        <w:bidi/>
-      </w:pPr>
-      <w:r>
-        <w:rPr>
-          <w:lang w:val="ar_AE" w:bidi="ar_AE"/>
-        </w:rPr>
-      </w:r>
-      <w:r>
-        <w:rPr>
-          <w:i/>
-          <w:lang w:val="ar_AE" w:bidi="ar_AE"/>
-        </w:rPr>
-        <w:t>الطلاق والزاوج من غير المؤمنين, طاهر، نجس ، ومقدس, طلب الرب</w:t>
       </w:r>
       <w:r>
         <w:rPr>

--- a/arb/docx/014.content.docx
+++ b/arb/docx/014.content.docx
@@ -22,7 +22,7 @@
         <w:rPr>
           <w:lang w:val="ar_AE" w:bidi="ar_AE"/>
         </w:rPr>
-        <w:t>Resource: Study Notes - Themes (Tyndale)</w:t>
+        <w:t>Resource: Tyndale Open Study Notes</w:t>
       </w:r>
       <w:r>
         <w:rPr>
@@ -122,7 +122,7 @@
         <w:rPr>
           <w:lang w:val="ar_AE" w:bidi="ar_AE"/>
         </w:rPr>
-        <w:t>Study Notes - Themes (Tyndale)</w:t>
+        <w:t>Tyndale Open Study Notes</w:t>
       </w:r>
     </w:p>
     <w:p>

--- a/arb/docx/014.content.docx
+++ b/arb/docx/014.content.docx
@@ -22,7 +22,7 @@
         <w:rPr>
           <w:lang w:val="ar_AE" w:bidi="ar_AE"/>
         </w:rPr>
-        <w:t>Resource: Tyndale Open Study Notes</w:t>
+        <w:t>Resource: Aquifer Open Study Notes (Themes)</w:t>
       </w:r>
       <w:r>
         <w:rPr>
@@ -122,7 +122,7 @@
         <w:rPr>
           <w:lang w:val="ar_AE" w:bidi="ar_AE"/>
         </w:rPr>
-        <w:t>Tyndale Open Study Notes</w:t>
+        <w:t>Aquifer Open Study Notes (Themes)</w:t>
       </w:r>
     </w:p>
     <w:p>

--- a/arb/docx/014.content.docx
+++ b/arb/docx/014.content.docx
@@ -9,6 +9,8 @@
       </w:pPr>
       <w:r>
         <w:rPr>
+          <w:rtl/>
+          <w:cs/>
           <w:lang w:val="ar_AE" w:bidi="ar_AE"/>
         </w:rPr>
       </w:r>
@@ -20,12 +22,16 @@
       </w:pPr>
       <w:r>
         <w:rPr>
+          <w:rtl/>
+          <w:cs/>
           <w:lang w:val="ar_AE" w:bidi="ar_AE"/>
         </w:rPr>
         <w:t>Resource: Aquifer Open Study Notes (Themes)</w:t>
       </w:r>
       <w:r>
         <w:rPr>
+          <w:rtl/>
+          <w:cs/>
           <w:lang w:val="ar_AE" w:bidi="ar_AE"/>
         </w:rPr>
       </w:r>
@@ -36,12 +42,16 @@
       </w:pPr>
       <w:r>
         <w:rPr>
+          <w:rtl/>
+          <w:cs/>
           <w:lang w:val="ar_AE" w:bidi="ar_AE"/>
         </w:rPr>
       </w:r>
       <w:r>
         <w:rPr>
           <w:b/>
+          <w:rtl/>
+          <w:cs/>
           <w:lang w:val="ar_AE" w:bidi="ar_AE"/>
         </w:rPr>
         <w:t>Aquifer Open Study Notes (Themes)</w:t>
@@ -53,35 +63,47 @@
       </w:pPr>
       <w:r>
         <w:rPr>
-          <w:lang w:val="ar_AE" w:bidi="ar_AE"/>
-        </w:rPr>
-      </w:r>
-      <w:r>
-        <w:rPr>
+          <w:rtl/>
+          <w:cs/>
+          <w:lang w:val="ar_AE" w:bidi="ar_AE"/>
+        </w:rPr>
+      </w:r>
+      <w:r>
+        <w:rPr>
+          <w:rtl/>
+          <w:cs/>
           <w:lang w:val="ar_AE" w:bidi="ar_AE"/>
         </w:rPr>
         <w:t xml:space="preserve">This work is an adaptation of </w:t>
       </w:r>
       <w:r>
         <w:rPr>
+          <w:rtl/>
+          <w:cs/>
           <w:lang w:val="ar_AE" w:bidi="ar_AE"/>
         </w:rPr>
         <w:t>Tyndale Open Study Notes</w:t>
       </w:r>
       <w:r>
         <w:rPr>
+          <w:rtl/>
+          <w:cs/>
           <w:lang w:val="ar_AE" w:bidi="ar_AE"/>
         </w:rPr>
         <w:t xml:space="preserve"> © 2023 Tyndale House Publishers, licensed under the CC BY-SA 4.0 license. The adaptation, </w:t>
       </w:r>
       <w:r>
         <w:rPr>
+          <w:rtl/>
+          <w:cs/>
           <w:lang w:val="ar_AE" w:bidi="ar_AE"/>
         </w:rPr>
         <w:t>Aquifer Open Study Notes</w:t>
       </w:r>
       <w:r>
         <w:rPr>
+          <w:rtl/>
+          <w:cs/>
           <w:lang w:val="ar_AE" w:bidi="ar_AE"/>
         </w:rPr>
         <w:t>, was created by Mission Mutual and is also licensed under CC BY-SA 4.0.</w:t>
@@ -93,22 +115,30 @@
       </w:pPr>
       <w:r>
         <w:rPr>
-          <w:lang w:val="ar_AE" w:bidi="ar_AE"/>
-        </w:rPr>
-      </w:r>
-      <w:r>
-        <w:rPr>
+          <w:rtl/>
+          <w:cs/>
+          <w:lang w:val="ar_AE" w:bidi="ar_AE"/>
+        </w:rPr>
+      </w:r>
+      <w:r>
+        <w:rPr>
+          <w:rtl/>
+          <w:cs/>
           <w:lang w:val="ar_AE" w:bidi="ar_AE"/>
         </w:rPr>
         <w:t>This resource has been adapted into multiple languages, including English, Tok Pisin, Arabic (عربي), French (Français), Hindi (हिंदी), Indonesian (Bahasa Indonesia), Portuguese (Português), Russian (Русский), Spanish (Español), Swahili (Kiswahili), and Simplified Chinese (简体中文).</w:t>
       </w:r>
       <w:r>
         <w:rPr>
-          <w:lang w:val="ar_AE" w:bidi="ar_AE"/>
-        </w:rPr>
-      </w:r>
-      <w:r>
-        <w:rPr>
+          <w:rtl/>
+          <w:cs/>
+          <w:lang w:val="ar_AE" w:bidi="ar_AE"/>
+        </w:rPr>
+      </w:r>
+      <w:r>
+        <w:rPr>
+          <w:rtl/>
+          <w:cs/>
           <w:lang w:val="ar_AE" w:bidi="ar_AE"/>
         </w:rPr>
       </w:r>
@@ -120,6 +150,8 @@
       </w:pPr>
       <w:r>
         <w:rPr>
+          <w:rtl/>
+          <w:cs/>
           <w:lang w:val="ar_AE" w:bidi="ar_AE"/>
         </w:rPr>
         <w:t>Aquifer Open Study Notes (Themes)</w:t>
@@ -149,6 +181,8 @@
       </w:pPr>
       <w:r>
         <w:rPr>
+          <w:rtl/>
+          <w:cs/>
           <w:lang w:val="ar_AE" w:bidi="ar_AE"/>
         </w:rPr>
       </w:r>
@@ -160,12 +194,16 @@
       </w:pPr>
       <w:r>
         <w:rPr>
+          <w:rtl/>
+          <w:cs/>
           <w:lang w:val="ar_AE" w:bidi="ar_AE"/>
         </w:rPr>
         <w:t>ط</w:t>
       </w:r>
       <w:r>
         <w:rPr>
+          <w:rtl/>
+          <w:cs/>
           <w:lang w:val="ar_AE" w:bidi="ar_AE"/>
         </w:rPr>
       </w:r>
@@ -176,22 +214,30 @@
       </w:pPr>
       <w:r>
         <w:rPr>
-          <w:lang w:val="ar_AE" w:bidi="ar_AE"/>
-        </w:rPr>
-      </w:r>
-      <w:r>
-        <w:rPr>
+          <w:rtl/>
+          <w:cs/>
+          <w:lang w:val="ar_AE" w:bidi="ar_AE"/>
+        </w:rPr>
+      </w:r>
+      <w:r>
+        <w:rPr>
+          <w:rtl/>
+          <w:cs/>
           <w:lang w:val="ar_AE" w:bidi="ar_AE"/>
         </w:rPr>
         <w:t xml:space="preserve"> </w:t>
       </w:r>
       <w:r>
         <w:rPr>
-          <w:lang w:val="ar_AE" w:bidi="ar_AE"/>
-        </w:rPr>
-      </w:r>
-      <w:r>
-        <w:rPr>
+          <w:rtl/>
+          <w:cs/>
+          <w:lang w:val="ar_AE" w:bidi="ar_AE"/>
+        </w:rPr>
+      </w:r>
+      <w:r>
+        <w:rPr>
+          <w:rtl/>
+          <w:cs/>
           <w:lang w:val="ar_AE" w:bidi="ar_AE"/>
         </w:rPr>
       </w:r>
@@ -217,6 +263,8 @@
       </w:pPr>
       <w:r>
         <w:rPr>
+          <w:rtl/>
+          <w:cs/>
           <w:lang w:val="ar_AE" w:bidi="ar_AE"/>
         </w:rPr>
       </w:r>
@@ -228,12 +276,16 @@
       </w:pPr>
       <w:r>
         <w:rPr>
+          <w:rtl/>
+          <w:cs/>
           <w:lang w:val="ar_AE" w:bidi="ar_AE"/>
         </w:rPr>
         <w:t>الطلاق والزاوج من غير المؤمنين</w:t>
       </w:r>
       <w:r>
         <w:rPr>
+          <w:rtl/>
+          <w:cs/>
           <w:lang w:val="ar_AE" w:bidi="ar_AE"/>
         </w:rPr>
       </w:r>
@@ -244,11 +296,15 @@
       </w:pPr>
       <w:r>
         <w:rPr>
-          <w:lang w:val="ar_AE" w:bidi="ar_AE"/>
-        </w:rPr>
-      </w:r>
-      <w:r>
-        <w:rPr>
+          <w:rtl/>
+          <w:cs/>
+          <w:lang w:val="ar_AE" w:bidi="ar_AE"/>
+        </w:rPr>
+      </w:r>
+      <w:r>
+        <w:rPr>
+          <w:rtl/>
+          <w:cs/>
           <w:lang w:val="ar_AE" w:bidi="ar_AE"/>
         </w:rPr>
         <w:t>حذّر الله شعبه من الزواج من الأجانب (غير اليهود) (</w:t>
@@ -256,6 +312,8 @@
       <w:hyperlink r:id="rId13">
         <w:r>
           <w:rPr>
+            <w:rtl/>
+            <w:cs/>
             <w:lang w:val="ar_AE" w:bidi="ar_AE"/>
           </w:rPr>
           <w:rPr>
@@ -267,6 +325,8 @@
       </w:hyperlink>
       <w:r>
         <w:rPr>
+          <w:rtl/>
+          <w:cs/>
           <w:lang w:val="ar_AE" w:bidi="ar_AE"/>
         </w:rPr>
         <w:t>). لم تكن المعضلة في الزواج من شخص من بلد أو عرق مختلف، بل كانت في الزواج من أشخاص يتبعون آلهة أخرى. فموسى نفسه تزوّج من امرأة كوشية (</w:t>
@@ -274,6 +334,8 @@
       <w:hyperlink r:id="rId14">
         <w:r>
           <w:rPr>
+            <w:rtl/>
+            <w:cs/>
             <w:lang w:val="ar_AE" w:bidi="ar_AE"/>
           </w:rPr>
           <w:rPr>
@@ -285,6 +347,8 @@
       </w:hyperlink>
       <w:r>
         <w:rPr>
+          <w:rtl/>
+          <w:cs/>
           <w:lang w:val="ar_AE" w:bidi="ar_AE"/>
         </w:rPr>
         <w:t xml:space="preserve">). كما انضم أجانب آخرون إلى إسرائيل عن طريق الزواج، مثل راحاب الكنعانية وراعوث الموآبية (انظر </w:t>
@@ -292,6 +356,8 @@
       <w:hyperlink r:id="rId15">
         <w:r>
           <w:rPr>
+            <w:rtl/>
+            <w:cs/>
             <w:lang w:val="ar_AE" w:bidi="ar_AE"/>
           </w:rPr>
           <w:rPr>
@@ -303,6 +369,8 @@
       </w:hyperlink>
       <w:r>
         <w:rPr>
+          <w:rtl/>
+          <w:cs/>
           <w:lang w:val="ar_AE" w:bidi="ar_AE"/>
         </w:rPr>
         <w:t xml:space="preserve"> </w:t>
@@ -310,6 +378,8 @@
       <w:hyperlink r:id="rId16">
         <w:r>
           <w:rPr>
+            <w:rtl/>
+            <w:cs/>
             <w:lang w:val="ar_AE" w:bidi="ar_AE"/>
           </w:rPr>
           <w:rPr>
@@ -321,6 +391,8 @@
       </w:hyperlink>
       <w:r>
         <w:rPr>
+          <w:rtl/>
+          <w:cs/>
           <w:lang w:val="ar_AE" w:bidi="ar_AE"/>
         </w:rPr>
         <w:t>). لقد آمن هؤلاء النساء بالله (إله إسرائيل)، فباركهن الله. غير أن الملك سليمان تزوج بالعديد من الأجنبيات. وقد تأثر سليمان بعبادتهن لآلهة أخرى مما جعله يعبد الأوثان أيضًا، وقد حدث هذا مثلما حذّر الله شعبه سابقًا من أن ذلك سيحدث (</w:t>
@@ -328,6 +400,8 @@
       <w:hyperlink r:id="rId17">
         <w:r>
           <w:rPr>
+            <w:rtl/>
+            <w:cs/>
             <w:lang w:val="ar_AE" w:bidi="ar_AE"/>
           </w:rPr>
           <w:rPr>
@@ -339,6 +413,8 @@
       </w:hyperlink>
       <w:r>
         <w:rPr>
+          <w:rtl/>
+          <w:cs/>
           <w:lang w:val="ar_AE" w:bidi="ar_AE"/>
         </w:rPr>
         <w:t>).</w:t>
@@ -350,11 +426,15 @@
       </w:pPr>
       <w:r>
         <w:rPr>
-          <w:lang w:val="ar_AE" w:bidi="ar_AE"/>
-        </w:rPr>
-      </w:r>
-      <w:r>
-        <w:rPr>
+          <w:rtl/>
+          <w:cs/>
+          <w:lang w:val="ar_AE" w:bidi="ar_AE"/>
+        </w:rPr>
+      </w:r>
+      <w:r>
+        <w:rPr>
+          <w:rtl/>
+          <w:cs/>
           <w:lang w:val="ar_AE" w:bidi="ar_AE"/>
         </w:rPr>
         <w:t xml:space="preserve">في الكتاب المقدس، الزواج هو وعد ملزم (أو عهدًا) يُقطع أمام الله. يتضمن هذا العهد الإخلاص والأمانة والمحبة والوفاء بين الزوجين. وعلى الجانب الآخر، كان من الأهم لإسرائيل أن يظلوا أمناء لعهد الرب معهم بصفتهم شعب الله. يمكن أن تؤدي الزيجات المختلطة إلى إنجاب أبناء غير أمناء تمامًا لإيمان إسرائيل، حيث قد يتأثرون بعبادة أبيهم الأجنبي للأوثان. هذا التنازل قد يؤدي إلى أن يصبح إسرائيل غير أمناء تمامًا لله وتعتنق الأديان الباطلة الزائفة، كما حدث قبل السبي إلى بابل (انظر </w:t>
@@ -362,6 +442,8 @@
       <w:hyperlink r:id="rId18">
         <w:r>
           <w:rPr>
+            <w:rtl/>
+            <w:cs/>
             <w:lang w:val="ar_AE" w:bidi="ar_AE"/>
           </w:rPr>
           <w:rPr>
@@ -373,6 +455,8 @@
       </w:hyperlink>
       <w:r>
         <w:rPr>
+          <w:rtl/>
+          <w:cs/>
           <w:lang w:val="ar_AE" w:bidi="ar_AE"/>
         </w:rPr>
         <w:t xml:space="preserve">؛ </w:t>
@@ -380,6 +464,8 @@
       <w:hyperlink r:id="rId19">
         <w:r>
           <w:rPr>
+            <w:rtl/>
+            <w:cs/>
             <w:lang w:val="ar_AE" w:bidi="ar_AE"/>
           </w:rPr>
           <w:rPr>
@@ -391,6 +477,8 @@
       </w:hyperlink>
       <w:r>
         <w:rPr>
+          <w:rtl/>
+          <w:cs/>
           <w:lang w:val="ar_AE" w:bidi="ar_AE"/>
         </w:rPr>
         <w:t xml:space="preserve">؛ </w:t>
@@ -398,6 +486,8 @@
       <w:hyperlink r:id="rId20">
         <w:r>
           <w:rPr>
+            <w:rtl/>
+            <w:cs/>
             <w:lang w:val="ar_AE" w:bidi="ar_AE"/>
           </w:rPr>
           <w:rPr>
@@ -409,6 +499,8 @@
       </w:hyperlink>
       <w:r>
         <w:rPr>
+          <w:rtl/>
+          <w:cs/>
           <w:lang w:val="ar_AE" w:bidi="ar_AE"/>
         </w:rPr>
         <w:t xml:space="preserve">؛ </w:t>
@@ -416,6 +508,8 @@
       <w:hyperlink r:id="rId21">
         <w:r>
           <w:rPr>
+            <w:rtl/>
+            <w:cs/>
             <w:lang w:val="ar_AE" w:bidi="ar_AE"/>
           </w:rPr>
           <w:rPr>
@@ -427,6 +521,8 @@
       </w:hyperlink>
       <w:r>
         <w:rPr>
+          <w:rtl/>
+          <w:cs/>
           <w:lang w:val="ar_AE" w:bidi="ar_AE"/>
         </w:rPr>
         <w:t>).</w:t>
@@ -438,11 +534,15 @@
       </w:pPr>
       <w:r>
         <w:rPr>
-          <w:lang w:val="ar_AE" w:bidi="ar_AE"/>
-        </w:rPr>
-      </w:r>
-      <w:r>
-        <w:rPr>
+          <w:rtl/>
+          <w:cs/>
+          <w:lang w:val="ar_AE" w:bidi="ar_AE"/>
+        </w:rPr>
+      </w:r>
+      <w:r>
+        <w:rPr>
+          <w:rtl/>
+          <w:cs/>
           <w:lang w:val="ar_AE" w:bidi="ar_AE"/>
         </w:rPr>
         <w:t xml:space="preserve">في </w:t>
@@ -450,6 +550,8 @@
       <w:hyperlink r:id="rId22">
         <w:r>
           <w:rPr>
+            <w:rtl/>
+            <w:cs/>
             <w:lang w:val="ar_AE" w:bidi="ar_AE"/>
           </w:rPr>
           <w:rPr>
@@ -461,6 +563,8 @@
       </w:hyperlink>
       <w:r>
         <w:rPr>
+          <w:rtl/>
+          <w:cs/>
           <w:lang w:val="ar_AE" w:bidi="ar_AE"/>
         </w:rPr>
         <w:t>، تزوج اليهود الذين عادوا من السبي من أشخاص يعبدون آلهة أخرى. والحلّ الذي وضعه عزرا هو الطلاق، لكن هذا ليس قاعدة للمؤمنين اليوم. تحت العهد الجديد مع يسوع، إيمان المؤمن يجعل زواجه وأبنائه مقدسين. لذا، فالزواج من غير المؤمن لا يهدّد هُوِيَّة مجتمع الله أو نقائه (</w:t>
@@ -468,6 +572,8 @@
       <w:hyperlink r:id="rId23">
         <w:r>
           <w:rPr>
+            <w:rtl/>
+            <w:cs/>
             <w:lang w:val="ar_AE" w:bidi="ar_AE"/>
           </w:rPr>
           <w:rPr>
@@ -479,6 +585,8 @@
       </w:hyperlink>
       <w:r>
         <w:rPr>
+          <w:rtl/>
+          <w:cs/>
           <w:lang w:val="ar_AE" w:bidi="ar_AE"/>
         </w:rPr>
         <w:t>). أدرك الرسول بولس أن الطلاق قد يحدث إذا تزوج المؤمنون من غير المؤمنين، لكنه لم ينصح المؤمنين بالطلاق في مثل هذه الحالات (</w:t>
@@ -486,6 +594,8 @@
       <w:hyperlink r:id="rId24">
         <w:r>
           <w:rPr>
+            <w:rtl/>
+            <w:cs/>
             <w:lang w:val="ar_AE" w:bidi="ar_AE"/>
           </w:rPr>
           <w:rPr>
@@ -497,6 +607,8 @@
       </w:hyperlink>
       <w:r>
         <w:rPr>
+          <w:rtl/>
+          <w:cs/>
           <w:lang w:val="ar_AE" w:bidi="ar_AE"/>
         </w:rPr>
         <w:t>).</w:t>
@@ -508,11 +620,15 @@
       </w:pPr>
       <w:r>
         <w:rPr>
-          <w:lang w:val="ar_AE" w:bidi="ar_AE"/>
-        </w:rPr>
-      </w:r>
-      <w:r>
-        <w:rPr>
+          <w:rtl/>
+          <w:cs/>
+          <w:lang w:val="ar_AE" w:bidi="ar_AE"/>
+        </w:rPr>
+      </w:r>
+      <w:r>
+        <w:rPr>
+          <w:rtl/>
+          <w:cs/>
           <w:lang w:val="ar_AE" w:bidi="ar_AE"/>
         </w:rPr>
         <w:t>ولتجنب هذه المشكلات، من الحكمة اتباع نصيحة بولس للمؤمنين بعدم الزواج من غير المؤمنين. يجب أن يبقى شعب الله منفصلًا عن غير المقدس: "لِأَنَّهُ أَيَّةُ خُلْطَةٍ لِلْبِرِّ وَٱلْإِثْمِ؟ وَأَيَّةُ شَرِكَةٍ لِلنُّورِ مَعَ ٱلظُّلْمَةِ؟ وَأَيُّ ٱتِّفَاقٍ لِلْمَسِيحِ مَعَ بَلِيعَالَ؟ وَأَيُّ نَصِيبٍ لِلْمُؤْمِنِ مَعَ غَيْرِ ٱلْمُؤْمِنِ؟" (</w:t>
@@ -520,6 +636,8 @@
       <w:hyperlink r:id="rId25">
         <w:r>
           <w:rPr>
+            <w:rtl/>
+            <w:cs/>
             <w:lang w:val="ar_AE" w:bidi="ar_AE"/>
           </w:rPr>
           <w:rPr>
@@ -531,6 +649,8 @@
       </w:hyperlink>
       <w:r>
         <w:rPr>
+          <w:rtl/>
+          <w:cs/>
           <w:lang w:val="ar_AE" w:bidi="ar_AE"/>
         </w:rPr>
         <w:t xml:space="preserve">). ومع ذلك، فإن المتزوجين من غير المؤمنين اليوم لديهم ضمانًا من الله نفسه بإمكانية استخدامه ذلك الوضع الصعب لمجده (انظر أيضًا </w:t>
@@ -538,6 +658,8 @@
       <w:hyperlink r:id="rId26">
         <w:r>
           <w:rPr>
+            <w:rtl/>
+            <w:cs/>
             <w:lang w:val="ar_AE" w:bidi="ar_AE"/>
           </w:rPr>
           <w:rPr>
@@ -549,6 +671,8 @@
       </w:hyperlink>
       <w:r>
         <w:rPr>
+          <w:rtl/>
+          <w:cs/>
           <w:lang w:val="ar_AE" w:bidi="ar_AE"/>
         </w:rPr>
         <w:t>).</w:t>
@@ -560,12 +684,16 @@
       </w:pPr>
       <w:r>
         <w:rPr>
+          <w:rtl/>
+          <w:cs/>
           <w:lang w:val="ar_AE" w:bidi="ar_AE"/>
         </w:rPr>
       </w:r>
       <w:r>
         <w:rPr>
           <w:u w:val="single"/>
+          <w:rtl/>
+          <w:cs/>
           <w:lang w:val="ar_AE" w:bidi="ar_AE"/>
         </w:rPr>
         <w:t>مقاطع كتابية لدراسة أعمق</w:t>
@@ -577,12 +705,16 @@
       </w:pPr>
       <w:r>
         <w:rPr>
+          <w:rtl/>
+          <w:cs/>
           <w:lang w:val="ar_AE" w:bidi="ar_AE"/>
         </w:rPr>
       </w:r>
       <w:hyperlink r:id="rId13">
         <w:r>
           <w:rPr>
+            <w:rtl/>
+            <w:cs/>
             <w:lang w:val="ar_AE" w:bidi="ar_AE"/>
           </w:rPr>
           <w:rPr>
@@ -594,6 +726,8 @@
       </w:hyperlink>
       <w:r>
         <w:rPr>
+          <w:rtl/>
+          <w:cs/>
           <w:lang w:val="ar_AE" w:bidi="ar_AE"/>
         </w:rPr>
         <w:t xml:space="preserve"> </w:t>
@@ -601,6 +735,8 @@
       <w:hyperlink r:id="rId27">
         <w:r>
           <w:rPr>
+            <w:rtl/>
+            <w:cs/>
             <w:lang w:val="ar_AE" w:bidi="ar_AE"/>
           </w:rPr>
           <w:rPr>
@@ -612,6 +748,8 @@
       </w:hyperlink>
       <w:r>
         <w:rPr>
+          <w:rtl/>
+          <w:cs/>
           <w:lang w:val="ar_AE" w:bidi="ar_AE"/>
         </w:rPr>
         <w:t xml:space="preserve"> </w:t>
@@ -619,6 +757,8 @@
       <w:hyperlink r:id="rId28">
         <w:r>
           <w:rPr>
+            <w:rtl/>
+            <w:cs/>
             <w:lang w:val="ar_AE" w:bidi="ar_AE"/>
           </w:rPr>
           <w:rPr>
@@ -630,6 +770,8 @@
       </w:hyperlink>
       <w:r>
         <w:rPr>
+          <w:rtl/>
+          <w:cs/>
           <w:lang w:val="ar_AE" w:bidi="ar_AE"/>
         </w:rPr>
         <w:t xml:space="preserve"> </w:t>
@@ -637,6 +779,8 @@
       <w:hyperlink r:id="rId18">
         <w:r>
           <w:rPr>
+            <w:rtl/>
+            <w:cs/>
             <w:lang w:val="ar_AE" w:bidi="ar_AE"/>
           </w:rPr>
           <w:rPr>
@@ -648,6 +792,8 @@
       </w:hyperlink>
       <w:r>
         <w:rPr>
+          <w:rtl/>
+          <w:cs/>
           <w:lang w:val="ar_AE" w:bidi="ar_AE"/>
         </w:rPr>
         <w:t xml:space="preserve"> </w:t>
@@ -655,6 +801,8 @@
       <w:hyperlink r:id="rId19">
         <w:r>
           <w:rPr>
+            <w:rtl/>
+            <w:cs/>
             <w:lang w:val="ar_AE" w:bidi="ar_AE"/>
           </w:rPr>
           <w:rPr>
@@ -666,6 +814,8 @@
       </w:hyperlink>
       <w:r>
         <w:rPr>
+          <w:rtl/>
+          <w:cs/>
           <w:lang w:val="ar_AE" w:bidi="ar_AE"/>
         </w:rPr>
         <w:t xml:space="preserve"> </w:t>
@@ -673,6 +823,8 @@
       <w:hyperlink r:id="rId16">
         <w:r>
           <w:rPr>
+            <w:rtl/>
+            <w:cs/>
             <w:lang w:val="ar_AE" w:bidi="ar_AE"/>
           </w:rPr>
           <w:rPr>
@@ -684,6 +836,8 @@
       </w:hyperlink>
       <w:r>
         <w:rPr>
+          <w:rtl/>
+          <w:cs/>
           <w:lang w:val="ar_AE" w:bidi="ar_AE"/>
         </w:rPr>
         <w:t xml:space="preserve"> </w:t>
@@ -691,6 +845,8 @@
       <w:hyperlink r:id="rId20">
         <w:r>
           <w:rPr>
+            <w:rtl/>
+            <w:cs/>
             <w:lang w:val="ar_AE" w:bidi="ar_AE"/>
           </w:rPr>
           <w:rPr>
@@ -702,6 +858,8 @@
       </w:hyperlink>
       <w:r>
         <w:rPr>
+          <w:rtl/>
+          <w:cs/>
           <w:lang w:val="ar_AE" w:bidi="ar_AE"/>
         </w:rPr>
         <w:t xml:space="preserve"> </w:t>
@@ -709,6 +867,8 @@
       <w:hyperlink r:id="rId21">
         <w:r>
           <w:rPr>
+            <w:rtl/>
+            <w:cs/>
             <w:lang w:val="ar_AE" w:bidi="ar_AE"/>
           </w:rPr>
           <w:rPr>
@@ -720,6 +880,8 @@
       </w:hyperlink>
       <w:r>
         <w:rPr>
+          <w:rtl/>
+          <w:cs/>
           <w:lang w:val="ar_AE" w:bidi="ar_AE"/>
         </w:rPr>
         <w:t xml:space="preserve"> </w:t>
@@ -727,6 +889,8 @@
       <w:hyperlink r:id="rId22">
         <w:r>
           <w:rPr>
+            <w:rtl/>
+            <w:cs/>
             <w:lang w:val="ar_AE" w:bidi="ar_AE"/>
           </w:rPr>
           <w:rPr>
@@ -738,6 +902,8 @@
       </w:hyperlink>
       <w:r>
         <w:rPr>
+          <w:rtl/>
+          <w:cs/>
           <w:lang w:val="ar_AE" w:bidi="ar_AE"/>
         </w:rPr>
         <w:t xml:space="preserve"> </w:t>
@@ -745,6 +911,8 @@
       <w:hyperlink r:id="rId29">
         <w:r>
           <w:rPr>
+            <w:rtl/>
+            <w:cs/>
             <w:lang w:val="ar_AE" w:bidi="ar_AE"/>
           </w:rPr>
           <w:rPr>
@@ -756,6 +924,8 @@
       </w:hyperlink>
       <w:r>
         <w:rPr>
+          <w:rtl/>
+          <w:cs/>
           <w:lang w:val="ar_AE" w:bidi="ar_AE"/>
         </w:rPr>
         <w:t xml:space="preserve"> </w:t>
@@ -763,6 +933,8 @@
       <w:hyperlink r:id="rId25">
         <w:r>
           <w:rPr>
+            <w:rtl/>
+            <w:cs/>
             <w:lang w:val="ar_AE" w:bidi="ar_AE"/>
           </w:rPr>
           <w:rPr>
@@ -774,6 +946,8 @@
       </w:hyperlink>
       <w:r>
         <w:rPr>
+          <w:rtl/>
+          <w:cs/>
           <w:lang w:val="ar_AE" w:bidi="ar_AE"/>
         </w:rPr>
         <w:t xml:space="preserve"> </w:t>
@@ -781,6 +955,8 @@
       <w:hyperlink r:id="rId30">
         <w:r>
           <w:rPr>
+            <w:rtl/>
+            <w:cs/>
             <w:lang w:val="ar_AE" w:bidi="ar_AE"/>
           </w:rPr>
           <w:rPr>
@@ -792,11 +968,15 @@
       </w:hyperlink>
       <w:r>
         <w:rPr>
-          <w:lang w:val="ar_AE" w:bidi="ar_AE"/>
-        </w:rPr>
-      </w:r>
-      <w:r>
-        <w:rPr>
+          <w:rtl/>
+          <w:cs/>
+          <w:lang w:val="ar_AE" w:bidi="ar_AE"/>
+        </w:rPr>
+      </w:r>
+      <w:r>
+        <w:rPr>
+          <w:rtl/>
+          <w:cs/>
           <w:lang w:val="ar_AE" w:bidi="ar_AE"/>
         </w:rPr>
       </w:r>
@@ -807,6 +987,8 @@
       </w:pPr>
       <w:r>
         <w:rPr>
+          <w:rtl/>
+          <w:cs/>
           <w:lang w:val="ar_AE" w:bidi="ar_AE"/>
         </w:rPr>
       </w:r>
@@ -818,12 +1000,16 @@
       </w:pPr>
       <w:r>
         <w:rPr>
+          <w:rtl/>
+          <w:cs/>
           <w:lang w:val="ar_AE" w:bidi="ar_AE"/>
         </w:rPr>
         <w:t>طاهر، نجس ، ومقدس</w:t>
       </w:r>
       <w:r>
         <w:rPr>
+          <w:rtl/>
+          <w:cs/>
           <w:lang w:val="ar_AE" w:bidi="ar_AE"/>
         </w:rPr>
       </w:r>
@@ -834,11 +1020,15 @@
       </w:pPr>
       <w:r>
         <w:rPr>
-          <w:lang w:val="ar_AE" w:bidi="ar_AE"/>
-        </w:rPr>
-      </w:r>
-      <w:r>
-        <w:rPr>
+          <w:rtl/>
+          <w:cs/>
+          <w:lang w:val="ar_AE" w:bidi="ar_AE"/>
+        </w:rPr>
+      </w:r>
+      <w:r>
+        <w:rPr>
+          <w:rtl/>
+          <w:cs/>
           <w:lang w:val="ar_AE" w:bidi="ar_AE"/>
         </w:rPr>
         <w:t xml:space="preserve">تُميز قواعد الطهارة والنجاسة الطقسية إسرائيل عن الأمم الأخرى. وإحدى الأفكار الأساسية في هذا السياق هي أن الأشياء النجسة ترتبط بالموت أو بما هو أرضي (انظر، على سبيل المثال، </w:t>
@@ -846,6 +1036,8 @@
       <w:hyperlink r:id="rId31">
         <w:r>
           <w:rPr>
+            <w:rtl/>
+            <w:cs/>
             <w:lang w:val="ar_AE" w:bidi="ar_AE"/>
           </w:rPr>
           <w:rPr>
@@ -857,6 +1049,8 @@
       </w:hyperlink>
       <w:r>
         <w:rPr>
+          <w:rtl/>
+          <w:cs/>
           <w:lang w:val="ar_AE" w:bidi="ar_AE"/>
         </w:rPr>
         <w:t xml:space="preserve">، </w:t>
@@ -864,6 +1058,8 @@
       <w:hyperlink r:id="rId32">
         <w:r>
           <w:rPr>
+            <w:rtl/>
+            <w:cs/>
             <w:lang w:val="ar_AE" w:bidi="ar_AE"/>
           </w:rPr>
           <w:rPr>
@@ -875,6 +1071,8 @@
       </w:hyperlink>
       <w:r>
         <w:rPr>
+          <w:rtl/>
+          <w:cs/>
           <w:lang w:val="ar_AE" w:bidi="ar_AE"/>
         </w:rPr>
         <w:t xml:space="preserve">؛ </w:t>
@@ -882,6 +1080,8 @@
       <w:hyperlink r:id="rId33">
         <w:r>
           <w:rPr>
+            <w:rtl/>
+            <w:cs/>
             <w:lang w:val="ar_AE" w:bidi="ar_AE"/>
           </w:rPr>
           <w:rPr>
@@ -893,6 +1093,8 @@
       </w:hyperlink>
       <w:r>
         <w:rPr>
+          <w:rtl/>
+          <w:cs/>
           <w:lang w:val="ar_AE" w:bidi="ar_AE"/>
         </w:rPr>
         <w:t>). وتشير الدراسات الكتابيّة الحديثة إلى أن ما هو "طبيعي" على أنه طاهر. فالله يقدّر النظام، والأشياء التي تتماشى مع نظام الله هي "طاهرة" و"مسموح بها." أما الأشياء غير الطبيعية فهي غير مناسبة للطعام أو التقدمات وتعتبر "نجسة."</w:t>
@@ -904,11 +1106,15 @@
       </w:pPr>
       <w:r>
         <w:rPr>
-          <w:lang w:val="ar_AE" w:bidi="ar_AE"/>
-        </w:rPr>
-      </w:r>
-      <w:r>
-        <w:rPr>
+          <w:rtl/>
+          <w:cs/>
+          <w:lang w:val="ar_AE" w:bidi="ar_AE"/>
+        </w:rPr>
+      </w:r>
+      <w:r>
+        <w:rPr>
+          <w:rtl/>
+          <w:cs/>
           <w:lang w:val="ar_AE" w:bidi="ar_AE"/>
         </w:rPr>
         <w:t xml:space="preserve">ففي حالته الطبيعية، يتغذى الحيوان البري على النباتات (انظر </w:t>
@@ -916,6 +1122,8 @@
       <w:hyperlink r:id="rId34">
         <w:r>
           <w:rPr>
+            <w:rtl/>
+            <w:cs/>
             <w:lang w:val="ar_AE" w:bidi="ar_AE"/>
           </w:rPr>
           <w:rPr>
@@ -927,6 +1135,8 @@
       </w:hyperlink>
       <w:r>
         <w:rPr>
+          <w:rtl/>
+          <w:cs/>
           <w:lang w:val="ar_AE" w:bidi="ar_AE"/>
         </w:rPr>
         <w:t>). والجسم البشري السليم لا يعاني من إفرازات أو التهابات. وقطعة القماش، في وضعها الطبيعي، تكون خالية من العفن. ولكن إذا طرأ خلل غير طبيعي — سواء في الحيوان أو الإنسان أو المادة — فإنها تُعتبَر حينها غير طاهرة من منظور الشريعة الطقسية.</w:t>
@@ -938,11 +1148,15 @@
       </w:pPr>
       <w:r>
         <w:rPr>
-          <w:lang w:val="ar_AE" w:bidi="ar_AE"/>
-        </w:rPr>
-      </w:r>
-      <w:r>
-        <w:rPr>
+          <w:rtl/>
+          <w:cs/>
+          <w:lang w:val="ar_AE" w:bidi="ar_AE"/>
+        </w:rPr>
+      </w:r>
+      <w:r>
+        <w:rPr>
+          <w:rtl/>
+          <w:cs/>
           <w:lang w:val="ar_AE" w:bidi="ar_AE"/>
         </w:rPr>
         <w:t xml:space="preserve">ما هو نجس ليس بالضرورة شيء خاطئ، لكنه يُمثّل عدم الاستحقاق، ولا يجوز له أن يَمسّ ما هو مقدّس (على سبيل المثال، </w:t>
@@ -950,6 +1164,8 @@
       <w:hyperlink r:id="rId35">
         <w:r>
           <w:rPr>
+            <w:rtl/>
+            <w:cs/>
             <w:lang w:val="ar_AE" w:bidi="ar_AE"/>
           </w:rPr>
           <w:rPr>
@@ -961,6 +1177,8 @@
       </w:hyperlink>
       <w:r>
         <w:rPr>
+          <w:rtl/>
+          <w:cs/>
           <w:lang w:val="ar_AE" w:bidi="ar_AE"/>
         </w:rPr>
         <w:t>). ولكن بمجرد تطهير الشيء النجس، يمكن أن يصبح مقدّسًا ومكرّسًا لله. أما إذا عامَل الناس الأمور المقدسة — مثل السبت — كأمور عادية، فإنهم بذلك يُظهرون عدم احترام لله (أو يجدفون عليه) ويجعلونه غير مقدس. وعندما يتحوّل ما هو طاهر إلى نجس، فهو بحاجة إلى تطهير من جديد. وهناك أمور معينة — مثل أن بعض الحيوانات أو الطيور أو الأسماك غير الطاهرة— فهذه تظل دائمًا غير طاهرة، ولا يمكن أن تصبح مقدسة أبدًا.</w:t>
@@ -972,11 +1190,15 @@
       </w:pPr>
       <w:r>
         <w:rPr>
-          <w:lang w:val="ar_AE" w:bidi="ar_AE"/>
-        </w:rPr>
-      </w:r>
-      <w:r>
-        <w:rPr>
+          <w:rtl/>
+          <w:cs/>
+          <w:lang w:val="ar_AE" w:bidi="ar_AE"/>
+        </w:rPr>
+      </w:r>
+      <w:r>
+        <w:rPr>
+          <w:rtl/>
+          <w:cs/>
           <w:lang w:val="ar_AE" w:bidi="ar_AE"/>
         </w:rPr>
         <w:t>في ظل العهد الجديد، أصبحت الأشياء التي كانت تُعتبر غير طاهرة الآن طاهرة (</w:t>
@@ -984,6 +1206,8 @@
       <w:hyperlink r:id="rId36">
         <w:r>
           <w:rPr>
+            <w:rtl/>
+            <w:cs/>
             <w:lang w:val="ar_AE" w:bidi="ar_AE"/>
           </w:rPr>
           <w:rPr>
@@ -995,6 +1219,8 @@
       </w:hyperlink>
       <w:r>
         <w:rPr>
+          <w:rtl/>
+          <w:cs/>
           <w:lang w:val="ar_AE" w:bidi="ar_AE"/>
         </w:rPr>
         <w:t xml:space="preserve">، </w:t>
@@ -1002,6 +1228,8 @@
       <w:hyperlink r:id="rId37">
         <w:r>
           <w:rPr>
+            <w:rtl/>
+            <w:cs/>
             <w:lang w:val="ar_AE" w:bidi="ar_AE"/>
           </w:rPr>
           <w:rPr>
@@ -1013,6 +1241,8 @@
       </w:hyperlink>
       <w:r>
         <w:rPr>
+          <w:rtl/>
+          <w:cs/>
           <w:lang w:val="ar_AE" w:bidi="ar_AE"/>
         </w:rPr>
         <w:t xml:space="preserve">، </w:t>
@@ -1020,6 +1250,8 @@
       <w:hyperlink r:id="rId38">
         <w:r>
           <w:rPr>
+            <w:rtl/>
+            <w:cs/>
             <w:lang w:val="ar_AE" w:bidi="ar_AE"/>
           </w:rPr>
           <w:rPr>
@@ -1031,6 +1263,8 @@
       </w:hyperlink>
       <w:r>
         <w:rPr>
+          <w:rtl/>
+          <w:cs/>
           <w:lang w:val="ar_AE" w:bidi="ar_AE"/>
         </w:rPr>
         <w:t>). ومع ذلك، لا يزال الله يُقدّر الترتيب ويريد أن تكون العبادة مُرتّبة ومُنظّمة (</w:t>
@@ -1038,6 +1272,8 @@
       <w:hyperlink r:id="rId39">
         <w:r>
           <w:rPr>
+            <w:rtl/>
+            <w:cs/>
             <w:lang w:val="ar_AE" w:bidi="ar_AE"/>
           </w:rPr>
           <w:rPr>
@@ -1050,6 +1286,8 @@
       <w:hyperlink r:id="rId40">
         <w:r>
           <w:rPr>
+            <w:rtl/>
+            <w:cs/>
             <w:lang w:val="ar_AE" w:bidi="ar_AE"/>
           </w:rPr>
           <w:rPr>
@@ -1061,6 +1299,8 @@
       </w:hyperlink>
       <w:r>
         <w:rPr>
+          <w:rtl/>
+          <w:cs/>
           <w:lang w:val="ar_AE" w:bidi="ar_AE"/>
         </w:rPr>
         <w:t xml:space="preserve">). يمنح الله نعمته لأولئك الذين يتوبون (أي يبتعدون عن أفعالهم الخاطئة ويرجعون إلى الله). ومع ذلك، لا تزال هناك أفعال تسيء إلى قداسة الله، ولا ينبغي أن تكون في حضوره (مثل تقدمة حنانيّا وسفّيرة؛ انظر </w:t>
@@ -1068,6 +1308,8 @@
       <w:hyperlink r:id="rId41">
         <w:r>
           <w:rPr>
+            <w:rtl/>
+            <w:cs/>
             <w:lang w:val="ar_AE" w:bidi="ar_AE"/>
           </w:rPr>
           <w:rPr>
@@ -1079,6 +1321,8 @@
       </w:hyperlink>
       <w:r>
         <w:rPr>
+          <w:rtl/>
+          <w:cs/>
           <w:lang w:val="ar_AE" w:bidi="ar_AE"/>
         </w:rPr>
         <w:t>).</w:t>
@@ -1090,12 +1334,16 @@
       </w:pPr>
       <w:r>
         <w:rPr>
+          <w:rtl/>
+          <w:cs/>
           <w:lang w:val="ar_AE" w:bidi="ar_AE"/>
         </w:rPr>
       </w:r>
       <w:r>
         <w:rPr>
           <w:u w:val="single"/>
+          <w:rtl/>
+          <w:cs/>
           <w:lang w:val="ar_AE" w:bidi="ar_AE"/>
         </w:rPr>
         <w:t>مقاطع كتابية لدراسة أعمق</w:t>
@@ -1107,12 +1355,16 @@
       </w:pPr>
       <w:r>
         <w:rPr>
+          <w:rtl/>
+          <w:cs/>
           <w:lang w:val="ar_AE" w:bidi="ar_AE"/>
         </w:rPr>
       </w:r>
       <w:hyperlink r:id="rId42">
         <w:r>
           <w:rPr>
+            <w:rtl/>
+            <w:cs/>
             <w:lang w:val="ar_AE" w:bidi="ar_AE"/>
           </w:rPr>
           <w:rPr>
@@ -1124,6 +1376,8 @@
       </w:hyperlink>
       <w:r>
         <w:rPr>
+          <w:rtl/>
+          <w:cs/>
           <w:lang w:val="ar_AE" w:bidi="ar_AE"/>
         </w:rPr>
         <w:t xml:space="preserve">; </w:t>
@@ -1131,6 +1385,8 @@
       <w:hyperlink r:id="rId43">
         <w:r>
           <w:rPr>
+            <w:rtl/>
+            <w:cs/>
             <w:lang w:val="ar_AE" w:bidi="ar_AE"/>
           </w:rPr>
           <w:rPr>
@@ -1142,6 +1398,8 @@
       </w:hyperlink>
       <w:r>
         <w:rPr>
+          <w:rtl/>
+          <w:cs/>
           <w:lang w:val="ar_AE" w:bidi="ar_AE"/>
         </w:rPr>
         <w:t xml:space="preserve">; </w:t>
@@ -1149,6 +1407,8 @@
       <w:hyperlink r:id="rId44">
         <w:r>
           <w:rPr>
+            <w:rtl/>
+            <w:cs/>
             <w:lang w:val="ar_AE" w:bidi="ar_AE"/>
           </w:rPr>
           <w:rPr>
@@ -1160,6 +1420,8 @@
       </w:hyperlink>
       <w:r>
         <w:rPr>
+          <w:rtl/>
+          <w:cs/>
           <w:lang w:val="ar_AE" w:bidi="ar_AE"/>
         </w:rPr>
         <w:t xml:space="preserve">; </w:t>
@@ -1167,6 +1429,8 @@
       <w:hyperlink r:id="rId45">
         <w:r>
           <w:rPr>
+            <w:rtl/>
+            <w:cs/>
             <w:lang w:val="ar_AE" w:bidi="ar_AE"/>
           </w:rPr>
           <w:rPr>
@@ -1178,6 +1442,8 @@
       </w:hyperlink>
       <w:r>
         <w:rPr>
+          <w:rtl/>
+          <w:cs/>
           <w:lang w:val="ar_AE" w:bidi="ar_AE"/>
         </w:rPr>
         <w:t xml:space="preserve">; </w:t>
@@ -1185,6 +1451,8 @@
       <w:hyperlink r:id="rId46">
         <w:r>
           <w:rPr>
+            <w:rtl/>
+            <w:cs/>
             <w:lang w:val="ar_AE" w:bidi="ar_AE"/>
           </w:rPr>
           <w:rPr>
@@ -1196,6 +1464,8 @@
       </w:hyperlink>
       <w:r>
         <w:rPr>
+          <w:rtl/>
+          <w:cs/>
           <w:lang w:val="ar_AE" w:bidi="ar_AE"/>
         </w:rPr>
         <w:t xml:space="preserve">; </w:t>
@@ -1203,6 +1473,8 @@
       <w:hyperlink r:id="rId47">
         <w:r>
           <w:rPr>
+            <w:rtl/>
+            <w:cs/>
             <w:lang w:val="ar_AE" w:bidi="ar_AE"/>
           </w:rPr>
           <w:rPr>
@@ -1214,6 +1486,8 @@
       </w:hyperlink>
       <w:r>
         <w:rPr>
+          <w:rtl/>
+          <w:cs/>
           <w:lang w:val="ar_AE" w:bidi="ar_AE"/>
         </w:rPr>
         <w:t xml:space="preserve">; </w:t>
@@ -1221,6 +1495,8 @@
       <w:hyperlink r:id="rId48">
         <w:r>
           <w:rPr>
+            <w:rtl/>
+            <w:cs/>
             <w:lang w:val="ar_AE" w:bidi="ar_AE"/>
           </w:rPr>
           <w:rPr>
@@ -1232,6 +1508,8 @@
       </w:hyperlink>
       <w:r>
         <w:rPr>
+          <w:rtl/>
+          <w:cs/>
           <w:lang w:val="ar_AE" w:bidi="ar_AE"/>
         </w:rPr>
         <w:t xml:space="preserve">; </w:t>
@@ -1239,6 +1517,8 @@
       <w:hyperlink r:id="rId49">
         <w:r>
           <w:rPr>
+            <w:rtl/>
+            <w:cs/>
             <w:lang w:val="ar_AE" w:bidi="ar_AE"/>
           </w:rPr>
           <w:rPr>
@@ -1250,6 +1530,8 @@
       </w:hyperlink>
       <w:r>
         <w:rPr>
+          <w:rtl/>
+          <w:cs/>
           <w:lang w:val="ar_AE" w:bidi="ar_AE"/>
         </w:rPr>
         <w:t xml:space="preserve">; </w:t>
@@ -1257,6 +1539,8 @@
       <w:hyperlink r:id="rId50">
         <w:r>
           <w:rPr>
+            <w:rtl/>
+            <w:cs/>
             <w:lang w:val="ar_AE" w:bidi="ar_AE"/>
           </w:rPr>
           <w:rPr>
@@ -1268,6 +1552,8 @@
       </w:hyperlink>
       <w:r>
         <w:rPr>
+          <w:rtl/>
+          <w:cs/>
           <w:lang w:val="ar_AE" w:bidi="ar_AE"/>
         </w:rPr>
         <w:t xml:space="preserve">; </w:t>
@@ -1275,6 +1561,8 @@
       <w:hyperlink r:id="rId51">
         <w:r>
           <w:rPr>
+            <w:rtl/>
+            <w:cs/>
             <w:lang w:val="ar_AE" w:bidi="ar_AE"/>
           </w:rPr>
           <w:rPr>
@@ -1286,6 +1574,8 @@
       </w:hyperlink>
       <w:r>
         <w:rPr>
+          <w:rtl/>
+          <w:cs/>
           <w:lang w:val="ar_AE" w:bidi="ar_AE"/>
         </w:rPr>
         <w:t xml:space="preserve">; </w:t>
@@ -1293,6 +1583,8 @@
       <w:hyperlink r:id="rId52">
         <w:r>
           <w:rPr>
+            <w:rtl/>
+            <w:cs/>
             <w:lang w:val="ar_AE" w:bidi="ar_AE"/>
           </w:rPr>
           <w:rPr>
@@ -1304,6 +1596,8 @@
       </w:hyperlink>
       <w:r>
         <w:rPr>
+          <w:rtl/>
+          <w:cs/>
           <w:lang w:val="ar_AE" w:bidi="ar_AE"/>
         </w:rPr>
         <w:t xml:space="preserve">; </w:t>
@@ -1311,6 +1605,8 @@
       <w:hyperlink r:id="rId53">
         <w:r>
           <w:rPr>
+            <w:rtl/>
+            <w:cs/>
             <w:lang w:val="ar_AE" w:bidi="ar_AE"/>
           </w:rPr>
           <w:rPr>
@@ -1322,6 +1618,8 @@
       </w:hyperlink>
       <w:r>
         <w:rPr>
+          <w:rtl/>
+          <w:cs/>
           <w:lang w:val="ar_AE" w:bidi="ar_AE"/>
         </w:rPr>
         <w:t xml:space="preserve">; </w:t>
@@ -1329,6 +1627,8 @@
       <w:hyperlink r:id="rId54">
         <w:r>
           <w:rPr>
+            <w:rtl/>
+            <w:cs/>
             <w:lang w:val="ar_AE" w:bidi="ar_AE"/>
           </w:rPr>
           <w:rPr>
@@ -1340,6 +1640,8 @@
       </w:hyperlink>
       <w:r>
         <w:rPr>
+          <w:rtl/>
+          <w:cs/>
           <w:lang w:val="ar_AE" w:bidi="ar_AE"/>
         </w:rPr>
         <w:t xml:space="preserve">; </w:t>
@@ -1347,6 +1649,8 @@
       <w:hyperlink r:id="rId55">
         <w:r>
           <w:rPr>
+            <w:rtl/>
+            <w:cs/>
             <w:lang w:val="ar_AE" w:bidi="ar_AE"/>
           </w:rPr>
           <w:rPr>
@@ -1358,6 +1662,8 @@
       </w:hyperlink>
       <w:r>
         <w:rPr>
+          <w:rtl/>
+          <w:cs/>
           <w:lang w:val="ar_AE" w:bidi="ar_AE"/>
         </w:rPr>
         <w:t xml:space="preserve">; </w:t>
@@ -1365,6 +1671,8 @@
       <w:hyperlink r:id="rId56">
         <w:r>
           <w:rPr>
+            <w:rtl/>
+            <w:cs/>
             <w:lang w:val="ar_AE" w:bidi="ar_AE"/>
           </w:rPr>
           <w:rPr>
@@ -1376,6 +1684,8 @@
       </w:hyperlink>
       <w:r>
         <w:rPr>
+          <w:rtl/>
+          <w:cs/>
           <w:lang w:val="ar_AE" w:bidi="ar_AE"/>
         </w:rPr>
         <w:t xml:space="preserve">, </w:t>
@@ -1383,6 +1693,8 @@
       <w:hyperlink r:id="rId57">
         <w:r>
           <w:rPr>
+            <w:rtl/>
+            <w:cs/>
             <w:lang w:val="ar_AE" w:bidi="ar_AE"/>
           </w:rPr>
           <w:rPr>
@@ -1394,11 +1706,15 @@
       </w:hyperlink>
       <w:r>
         <w:rPr>
-          <w:lang w:val="ar_AE" w:bidi="ar_AE"/>
-        </w:rPr>
-      </w:r>
-      <w:r>
-        <w:rPr>
+          <w:rtl/>
+          <w:cs/>
+          <w:lang w:val="ar_AE" w:bidi="ar_AE"/>
+        </w:rPr>
+      </w:r>
+      <w:r>
+        <w:rPr>
+          <w:rtl/>
+          <w:cs/>
           <w:lang w:val="ar_AE" w:bidi="ar_AE"/>
         </w:rPr>
       </w:r>
@@ -1409,6 +1725,8 @@
       </w:pPr>
       <w:r>
         <w:rPr>
+          <w:rtl/>
+          <w:cs/>
           <w:lang w:val="ar_AE" w:bidi="ar_AE"/>
         </w:rPr>
       </w:r>
@@ -1420,12 +1738,16 @@
       </w:pPr>
       <w:r>
         <w:rPr>
+          <w:rtl/>
+          <w:cs/>
           <w:lang w:val="ar_AE" w:bidi="ar_AE"/>
         </w:rPr>
         <w:t>طلب الرب</w:t>
       </w:r>
       <w:r>
         <w:rPr>
+          <w:rtl/>
+          <w:cs/>
           <w:lang w:val="ar_AE" w:bidi="ar_AE"/>
         </w:rPr>
       </w:r>
@@ -1436,23 +1758,31 @@
       </w:pPr>
       <w:r>
         <w:rPr>
-          <w:lang w:val="ar_AE" w:bidi="ar_AE"/>
-        </w:rPr>
-      </w:r>
-      <w:r>
-        <w:rPr>
+          <w:rtl/>
+          <w:cs/>
+          <w:lang w:val="ar_AE" w:bidi="ar_AE"/>
+        </w:rPr>
+      </w:r>
+      <w:r>
+        <w:rPr>
+          <w:rtl/>
+          <w:cs/>
           <w:lang w:val="ar_AE" w:bidi="ar_AE"/>
         </w:rPr>
         <w:t>عندما كانت إسرائيل على وشك دخول أرض الموعد، أوصى موسى الشعب بأن يطلبوا معرفة "</w:t>
       </w:r>
       <w:r>
         <w:rPr>
+          <w:rtl/>
+          <w:cs/>
           <w:lang w:val="ar_AE" w:bidi="ar_AE"/>
         </w:rPr>
         <w:t>ٱلْمَكَانُ ٱلَّذِي يَخْتَارُهُ ٱلرَّبُّ إِلَهُكُمْ مِنْ جَمِيعِ أَسْبَاطِكُمْ"</w:t>
       </w:r>
       <w:r>
         <w:rPr>
+          <w:rtl/>
+          <w:cs/>
           <w:lang w:val="ar_AE" w:bidi="ar_AE"/>
         </w:rPr>
         <w:t xml:space="preserve"> (</w:t>
@@ -1460,6 +1790,8 @@
       <w:hyperlink r:id="rId58">
         <w:r>
           <w:rPr>
+            <w:rtl/>
+            <w:cs/>
             <w:lang w:val="ar_AE" w:bidi="ar_AE"/>
           </w:rPr>
           <w:rPr>
@@ -1471,6 +1803,8 @@
       </w:hyperlink>
       <w:r>
         <w:rPr>
+          <w:rtl/>
+          <w:cs/>
           <w:lang w:val="ar_AE" w:bidi="ar_AE"/>
         </w:rPr>
         <w:t>). أخبر موسى بني إسرائيل أن يوقفوا ممارسات العبادة الوثنية ويضعوا تركيزهم على عبادة الله دون سواه. وبنوا في البرية خيمة الاجتماع حيث كان الله يتجلى بحضوره، والناس يعبدونه. وعندما استقروا في أرض الموعد، أمرهم موسى ببناء المقدس الدائم.</w:t>
@@ -1482,23 +1816,31 @@
       </w:pPr>
       <w:r>
         <w:rPr>
-          <w:lang w:val="ar_AE" w:bidi="ar_AE"/>
-        </w:rPr>
-      </w:r>
-      <w:r>
-        <w:rPr>
+          <w:rtl/>
+          <w:cs/>
+          <w:lang w:val="ar_AE" w:bidi="ar_AE"/>
+        </w:rPr>
+      </w:r>
+      <w:r>
+        <w:rPr>
+          <w:rtl/>
+          <w:cs/>
           <w:lang w:val="ar_AE" w:bidi="ar_AE"/>
         </w:rPr>
         <w:t>في أثناء حِقْبَة القضاة، كان شعب إسرائيل غالبًا ما يعبدون آلهة الأمم المجاورة، وليس عبادة الله الواحد الحق. عندما بدأ الملكوت، كان الأمل في أن تتحد الأمة كلها في عبادة الله. ومع ذلك، فقد الملك الأول شاول-ولو جزئيًا- المملكة وحياته أيضًا لأنه "</w:t>
       </w:r>
       <w:r>
         <w:rPr>
+          <w:rtl/>
+          <w:cs/>
           <w:lang w:val="ar_AE" w:bidi="ar_AE"/>
         </w:rPr>
         <w:t xml:space="preserve">طَلَب ٱلْجَانِّ" </w:t>
       </w:r>
       <w:r>
         <w:rPr>
+          <w:rtl/>
+          <w:cs/>
           <w:lang w:val="ar_AE" w:bidi="ar_AE"/>
         </w:rPr>
         <w:t>للحصول على الإرشاد ولم يطلب الرب (</w:t>
@@ -1506,6 +1848,8 @@
       <w:hyperlink r:id="rId59">
         <w:r>
           <w:rPr>
+            <w:rtl/>
+            <w:cs/>
             <w:lang w:val="ar_AE" w:bidi="ar_AE"/>
           </w:rPr>
           <w:rPr>
@@ -1517,6 +1861,8 @@
       </w:hyperlink>
       <w:r>
         <w:rPr>
+          <w:rtl/>
+          <w:cs/>
           <w:lang w:val="ar_AE" w:bidi="ar_AE"/>
         </w:rPr>
         <w:t>). كثيرون من ملوك إسرائيل اتبعوا نموذج شاول في عصيانه، إذ قادوا الأمة إلى ممارسات دينية وثنية.</w:t>
@@ -1528,23 +1874,31 @@
       </w:pPr>
       <w:r>
         <w:rPr>
-          <w:lang w:val="ar_AE" w:bidi="ar_AE"/>
-        </w:rPr>
-      </w:r>
-      <w:r>
-        <w:rPr>
+          <w:rtl/>
+          <w:cs/>
+          <w:lang w:val="ar_AE" w:bidi="ar_AE"/>
+        </w:rPr>
+      </w:r>
+      <w:r>
+        <w:rPr>
+          <w:rtl/>
+          <w:cs/>
           <w:lang w:val="ar_AE" w:bidi="ar_AE"/>
         </w:rPr>
         <w:t>على النقيض تمامًا كان الملك داود "</w:t>
       </w:r>
       <w:r>
         <w:rPr>
+          <w:rtl/>
+          <w:cs/>
           <w:lang w:val="ar_AE" w:bidi="ar_AE"/>
         </w:rPr>
         <w:t>رَجُلًا حَسَبَ قَلْبِهِ</w:t>
       </w:r>
       <w:r>
         <w:rPr>
+          <w:rtl/>
+          <w:cs/>
           <w:lang w:val="ar_AE" w:bidi="ar_AE"/>
         </w:rPr>
         <w:t>" (</w:t>
@@ -1552,6 +1906,8 @@
       <w:hyperlink r:id="rId60">
         <w:r>
           <w:rPr>
+            <w:rtl/>
+            <w:cs/>
             <w:lang w:val="ar_AE" w:bidi="ar_AE"/>
           </w:rPr>
           <w:rPr>
@@ -1563,6 +1919,8 @@
       </w:hyperlink>
       <w:r>
         <w:rPr>
+          <w:rtl/>
+          <w:cs/>
           <w:lang w:val="ar_AE" w:bidi="ar_AE"/>
         </w:rPr>
         <w:t>). كان من الأهداف الرئيسية لداود الملك استعادة مكانة تابوت العهد. فقد أهمله بنو إسرائيل في عهد شاول الملك (</w:t>
@@ -1570,6 +1928,8 @@
       <w:hyperlink r:id="rId61">
         <w:r>
           <w:rPr>
+            <w:rtl/>
+            <w:cs/>
             <w:lang w:val="ar_AE" w:bidi="ar_AE"/>
           </w:rPr>
           <w:rPr>
@@ -1581,6 +1941,8 @@
       </w:hyperlink>
       <w:r>
         <w:rPr>
+          <w:rtl/>
+          <w:cs/>
           <w:lang w:val="ar_AE" w:bidi="ar_AE"/>
         </w:rPr>
         <w:t>).</w:t>
@@ -1592,11 +1954,15 @@
       </w:pPr>
       <w:r>
         <w:rPr>
-          <w:lang w:val="ar_AE" w:bidi="ar_AE"/>
-        </w:rPr>
-      </w:r>
-      <w:r>
-        <w:rPr>
+          <w:rtl/>
+          <w:cs/>
+          <w:lang w:val="ar_AE" w:bidi="ar_AE"/>
+        </w:rPr>
+      </w:r>
+      <w:r>
+        <w:rPr>
+          <w:rtl/>
+          <w:cs/>
           <w:lang w:val="ar_AE" w:bidi="ar_AE"/>
         </w:rPr>
         <w:t>فشل داود في محاولته الأولى لإحضار التابوت إلى أورشليم، ذلك لأنه واللاويين معه لم يطلبوا إرشاد الرب من جهة طريقة نقله (</w:t>
@@ -1604,6 +1970,8 @@
       <w:hyperlink r:id="rId62">
         <w:r>
           <w:rPr>
+            <w:rtl/>
+            <w:cs/>
             <w:lang w:val="ar_AE" w:bidi="ar_AE"/>
           </w:rPr>
           <w:rPr>
@@ -1615,6 +1983,8 @@
       </w:hyperlink>
       <w:r>
         <w:rPr>
+          <w:rtl/>
+          <w:cs/>
           <w:lang w:val="ar_AE" w:bidi="ar_AE"/>
         </w:rPr>
         <w:t xml:space="preserve"> </w:t>
@@ -1622,6 +1992,8 @@
       <w:hyperlink r:id="rId63">
         <w:r>
           <w:rPr>
+            <w:rtl/>
+            <w:cs/>
             <w:lang w:val="ar_AE" w:bidi="ar_AE"/>
           </w:rPr>
           <w:rPr>
@@ -1633,6 +2005,8 @@
       </w:hyperlink>
       <w:r>
         <w:rPr>
+          <w:rtl/>
+          <w:cs/>
           <w:lang w:val="ar_AE" w:bidi="ar_AE"/>
         </w:rPr>
         <w:t>). لكن داود نجح لاحقًا في أن يأتي بتابوت الرب إلى أورشليم (</w:t>
@@ -1640,6 +2014,8 @@
       <w:hyperlink r:id="rId64">
         <w:r>
           <w:rPr>
+            <w:rtl/>
+            <w:cs/>
             <w:lang w:val="ar_AE" w:bidi="ar_AE"/>
           </w:rPr>
           <w:rPr>
@@ -1651,6 +2027,8 @@
       </w:hyperlink>
       <w:r>
         <w:rPr>
+          <w:rtl/>
+          <w:cs/>
           <w:lang w:val="ar_AE" w:bidi="ar_AE"/>
         </w:rPr>
         <w:t>).</w:t>
@@ -1662,11 +2040,15 @@
       </w:pPr>
       <w:r>
         <w:rPr>
-          <w:lang w:val="ar_AE" w:bidi="ar_AE"/>
-        </w:rPr>
-      </w:r>
-      <w:r>
-        <w:rPr>
+          <w:rtl/>
+          <w:cs/>
+          <w:lang w:val="ar_AE" w:bidi="ar_AE"/>
+        </w:rPr>
+      </w:r>
+      <w:r>
+        <w:rPr>
+          <w:rtl/>
+          <w:cs/>
           <w:lang w:val="ar_AE" w:bidi="ar_AE"/>
         </w:rPr>
         <w:t>كانت أورشليم (المكان المقدس) والعبادة فيها أمرين جوهريان لطلب الرب. بعد وضع التابوت في خيمته في أورشليم، أنشأ داود دورًا جديدًا للاويين بصفتهم خدّام تسبيح للرب بالموسيقى (</w:t>
@@ -1674,6 +2056,8 @@
       <w:hyperlink r:id="rId65">
         <w:r>
           <w:rPr>
+            <w:rtl/>
+            <w:cs/>
             <w:lang w:val="ar_AE" w:bidi="ar_AE"/>
           </w:rPr>
           <w:rPr>
@@ -1685,18 +2069,24 @@
       </w:hyperlink>
       <w:r>
         <w:rPr>
+          <w:rtl/>
+          <w:cs/>
           <w:lang w:val="ar_AE" w:bidi="ar_AE"/>
         </w:rPr>
         <w:t>). كان داود يحث القادة باستمرار على "</w:t>
       </w:r>
       <w:r>
         <w:rPr>
+          <w:rtl/>
+          <w:cs/>
           <w:lang w:val="ar_AE" w:bidi="ar_AE"/>
         </w:rPr>
         <w:t>طَلَب ٱلرَّبّ إِلَهِكُمْ،</w:t>
       </w:r>
       <w:r>
         <w:rPr>
+          <w:rtl/>
+          <w:cs/>
           <w:lang w:val="ar_AE" w:bidi="ar_AE"/>
         </w:rPr>
         <w:t>" في أثناء بناء الهيكل (</w:t>
@@ -1704,6 +2094,8 @@
       <w:hyperlink r:id="rId66">
         <w:r>
           <w:rPr>
+            <w:rtl/>
+            <w:cs/>
             <w:lang w:val="ar_AE" w:bidi="ar_AE"/>
           </w:rPr>
           <w:rPr>
@@ -1715,6 +2107,8 @@
       </w:hyperlink>
       <w:r>
         <w:rPr>
+          <w:rtl/>
+          <w:cs/>
           <w:lang w:val="ar_AE" w:bidi="ar_AE"/>
         </w:rPr>
         <w:t xml:space="preserve"> قارن </w:t>
@@ -1722,6 +2116,8 @@
       <w:hyperlink r:id="rId67">
         <w:r>
           <w:rPr>
+            <w:rtl/>
+            <w:cs/>
             <w:lang w:val="ar_AE" w:bidi="ar_AE"/>
           </w:rPr>
           <w:rPr>
@@ -1733,6 +2129,8 @@
       </w:hyperlink>
       <w:r>
         <w:rPr>
+          <w:rtl/>
+          <w:cs/>
           <w:lang w:val="ar_AE" w:bidi="ar_AE"/>
         </w:rPr>
         <w:t>).</w:t>
@@ -1744,11 +2142,15 @@
       </w:pPr>
       <w:r>
         <w:rPr>
-          <w:lang w:val="ar_AE" w:bidi="ar_AE"/>
-        </w:rPr>
-      </w:r>
-      <w:r>
-        <w:rPr>
+          <w:rtl/>
+          <w:cs/>
+          <w:lang w:val="ar_AE" w:bidi="ar_AE"/>
+        </w:rPr>
+      </w:r>
+      <w:r>
+        <w:rPr>
+          <w:rtl/>
+          <w:cs/>
           <w:lang w:val="ar_AE" w:bidi="ar_AE"/>
         </w:rPr>
         <w:t>كانت الخطوة الأولى للملك سليمان لتعزيز المملكة هي جمع جميع القادة عند المذبح في جبعون لطلب الرب (</w:t>
@@ -1756,6 +2158,8 @@
       <w:hyperlink r:id="rId68">
         <w:r>
           <w:rPr>
+            <w:rtl/>
+            <w:cs/>
             <w:lang w:val="ar_AE" w:bidi="ar_AE"/>
           </w:rPr>
           <w:rPr>
@@ -1767,6 +2171,8 @@
       </w:hyperlink>
       <w:r>
         <w:rPr>
+          <w:rtl/>
+          <w:cs/>
           <w:lang w:val="ar_AE" w:bidi="ar_AE"/>
         </w:rPr>
         <w:t>). التقى الرب بسليمان هناك ومنحه حكمة وثروة لا مثيل لهما. ثم أكمل سليمان لاحقًا بناء الهيكل وأسسها باعتبارها موضعًا لطلب الرب (</w:t>
@@ -1774,6 +2180,8 @@
       <w:hyperlink r:id="rId69">
         <w:r>
           <w:rPr>
+            <w:rtl/>
+            <w:cs/>
             <w:lang w:val="ar_AE" w:bidi="ar_AE"/>
           </w:rPr>
           <w:rPr>
@@ -1785,6 +2193,8 @@
       </w:hyperlink>
       <w:r>
         <w:rPr>
+          <w:rtl/>
+          <w:cs/>
           <w:lang w:val="ar_AE" w:bidi="ar_AE"/>
         </w:rPr>
         <w:t>).</w:t>
@@ -1796,23 +2206,31 @@
       </w:pPr>
       <w:r>
         <w:rPr>
-          <w:lang w:val="ar_AE" w:bidi="ar_AE"/>
-        </w:rPr>
-      </w:r>
-      <w:r>
-        <w:rPr>
+          <w:rtl/>
+          <w:cs/>
+          <w:lang w:val="ar_AE" w:bidi="ar_AE"/>
+        </w:rPr>
+      </w:r>
+      <w:r>
+        <w:rPr>
+          <w:rtl/>
+          <w:cs/>
           <w:lang w:val="ar_AE" w:bidi="ar_AE"/>
         </w:rPr>
         <w:t>كما حث النبي إشعياء الشعب الذي ينتظر وعود الله على طلب الرب. "</w:t>
       </w:r>
       <w:r>
         <w:rPr>
+          <w:rtl/>
+          <w:cs/>
           <w:lang w:val="ar_AE" w:bidi="ar_AE"/>
         </w:rPr>
         <w:t>اُطْلُبُوا ٱلرَّبَّ مَا دَامَ يُوجَدُ. ٱدْعُوهُ وَهُوَ قَرِيبٌ.</w:t>
       </w:r>
       <w:r>
         <w:rPr>
+          <w:rtl/>
+          <w:cs/>
           <w:lang w:val="ar_AE" w:bidi="ar_AE"/>
         </w:rPr>
         <w:t>" (</w:t>
@@ -1820,6 +2238,8 @@
       <w:hyperlink r:id="rId70">
         <w:r>
           <w:rPr>
+            <w:rtl/>
+            <w:cs/>
             <w:lang w:val="ar_AE" w:bidi="ar_AE"/>
           </w:rPr>
           <w:rPr>
@@ -1831,6 +2251,8 @@
       </w:hyperlink>
       <w:r>
         <w:rPr>
+          <w:rtl/>
+          <w:cs/>
           <w:lang w:val="ar_AE" w:bidi="ar_AE"/>
         </w:rPr>
         <w:t>). إن عهد الله ووعده مؤكدان، وهما لمن يطلبون الرب (</w:t>
@@ -1838,6 +2260,8 @@
       <w:hyperlink r:id="rId71">
         <w:r>
           <w:rPr>
+            <w:rtl/>
+            <w:cs/>
             <w:lang w:val="ar_AE" w:bidi="ar_AE"/>
           </w:rPr>
           <w:rPr>
@@ -1849,6 +2273,8 @@
       </w:hyperlink>
       <w:r>
         <w:rPr>
+          <w:rtl/>
+          <w:cs/>
           <w:lang w:val="ar_AE" w:bidi="ar_AE"/>
         </w:rPr>
         <w:t>).</w:t>
@@ -1860,12 +2286,16 @@
       </w:pPr>
       <w:r>
         <w:rPr>
+          <w:rtl/>
+          <w:cs/>
           <w:lang w:val="ar_AE" w:bidi="ar_AE"/>
         </w:rPr>
       </w:r>
       <w:r>
         <w:rPr>
           <w:u w:val="single"/>
+          <w:rtl/>
+          <w:cs/>
           <w:lang w:val="ar_AE" w:bidi="ar_AE"/>
         </w:rPr>
         <w:t>مقاطع كتابية لدراسة أعمق</w:t>
@@ -1877,12 +2307,16 @@
       </w:pPr>
       <w:r>
         <w:rPr>
+          <w:rtl/>
+          <w:cs/>
           <w:lang w:val="ar_AE" w:bidi="ar_AE"/>
         </w:rPr>
       </w:r>
       <w:hyperlink r:id="rId59">
         <w:r>
           <w:rPr>
+            <w:rtl/>
+            <w:cs/>
             <w:lang w:val="ar_AE" w:bidi="ar_AE"/>
           </w:rPr>
           <w:rPr>
@@ -1894,6 +2328,8 @@
       </w:hyperlink>
       <w:r>
         <w:rPr>
+          <w:rtl/>
+          <w:cs/>
           <w:lang w:val="ar_AE" w:bidi="ar_AE"/>
         </w:rPr>
         <w:t xml:space="preserve">؛ </w:t>
@@ -1901,6 +2337,8 @@
       <w:hyperlink r:id="rId61">
         <w:r>
           <w:rPr>
+            <w:rtl/>
+            <w:cs/>
             <w:lang w:val="ar_AE" w:bidi="ar_AE"/>
           </w:rPr>
           <w:rPr>
@@ -1912,6 +2350,8 @@
       </w:hyperlink>
       <w:r>
         <w:rPr>
+          <w:rtl/>
+          <w:cs/>
           <w:lang w:val="ar_AE" w:bidi="ar_AE"/>
         </w:rPr>
         <w:t xml:space="preserve">؛ </w:t>
@@ -1919,6 +2359,8 @@
       <w:hyperlink r:id="rId72">
         <w:r>
           <w:rPr>
+            <w:rtl/>
+            <w:cs/>
             <w:lang w:val="ar_AE" w:bidi="ar_AE"/>
           </w:rPr>
           <w:rPr>
@@ -1930,6 +2372,8 @@
       </w:hyperlink>
       <w:r>
         <w:rPr>
+          <w:rtl/>
+          <w:cs/>
           <w:lang w:val="ar_AE" w:bidi="ar_AE"/>
         </w:rPr>
         <w:t xml:space="preserve">؛ </w:t>
@@ -1937,6 +2381,8 @@
       <w:hyperlink r:id="rId66">
         <w:r>
           <w:rPr>
+            <w:rtl/>
+            <w:cs/>
             <w:lang w:val="ar_AE" w:bidi="ar_AE"/>
           </w:rPr>
           <w:rPr>
@@ -1948,6 +2394,8 @@
       </w:hyperlink>
       <w:r>
         <w:rPr>
+          <w:rtl/>
+          <w:cs/>
           <w:lang w:val="ar_AE" w:bidi="ar_AE"/>
         </w:rPr>
         <w:t xml:space="preserve">؛ </w:t>
@@ -1955,6 +2403,8 @@
       <w:hyperlink r:id="rId67">
         <w:r>
           <w:rPr>
+            <w:rtl/>
+            <w:cs/>
             <w:lang w:val="ar_AE" w:bidi="ar_AE"/>
           </w:rPr>
           <w:rPr>
@@ -1966,6 +2416,8 @@
       </w:hyperlink>
       <w:r>
         <w:rPr>
+          <w:rtl/>
+          <w:cs/>
           <w:lang w:val="ar_AE" w:bidi="ar_AE"/>
         </w:rPr>
         <w:t xml:space="preserve">؛ </w:t>
@@ -1973,6 +2425,8 @@
       <w:hyperlink r:id="rId73">
         <w:r>
           <w:rPr>
+            <w:rtl/>
+            <w:cs/>
             <w:lang w:val="ar_AE" w:bidi="ar_AE"/>
           </w:rPr>
           <w:rPr>
@@ -1984,6 +2438,8 @@
       </w:hyperlink>
       <w:r>
         <w:rPr>
+          <w:rtl/>
+          <w:cs/>
           <w:lang w:val="ar_AE" w:bidi="ar_AE"/>
         </w:rPr>
         <w:t xml:space="preserve">؛ </w:t>
@@ -1991,6 +2447,8 @@
       <w:hyperlink r:id="rId74">
         <w:r>
           <w:rPr>
+            <w:rtl/>
+            <w:cs/>
             <w:lang w:val="ar_AE" w:bidi="ar_AE"/>
           </w:rPr>
           <w:rPr>
@@ -2002,6 +2460,8 @@
       </w:hyperlink>
       <w:r>
         <w:rPr>
+          <w:rtl/>
+          <w:cs/>
           <w:lang w:val="ar_AE" w:bidi="ar_AE"/>
         </w:rPr>
         <w:t xml:space="preserve">؛ </w:t>
@@ -2009,6 +2469,8 @@
       <w:hyperlink r:id="rId75">
         <w:r>
           <w:rPr>
+            <w:rtl/>
+            <w:cs/>
             <w:lang w:val="ar_AE" w:bidi="ar_AE"/>
           </w:rPr>
           <w:rPr>
@@ -2020,6 +2482,8 @@
       </w:hyperlink>
       <w:r>
         <w:rPr>
+          <w:rtl/>
+          <w:cs/>
           <w:lang w:val="ar_AE" w:bidi="ar_AE"/>
         </w:rPr>
         <w:t xml:space="preserve">؛ </w:t>
@@ -2027,6 +2491,8 @@
       <w:hyperlink r:id="rId76">
         <w:r>
           <w:rPr>
+            <w:rtl/>
+            <w:cs/>
             <w:lang w:val="ar_AE" w:bidi="ar_AE"/>
           </w:rPr>
           <w:rPr>
@@ -2038,6 +2504,8 @@
       </w:hyperlink>
       <w:r>
         <w:rPr>
+          <w:rtl/>
+          <w:cs/>
           <w:lang w:val="ar_AE" w:bidi="ar_AE"/>
         </w:rPr>
         <w:t xml:space="preserve">؛ </w:t>
@@ -2045,6 +2513,8 @@
       <w:hyperlink r:id="rId77">
         <w:r>
           <w:rPr>
+            <w:rtl/>
+            <w:cs/>
             <w:lang w:val="ar_AE" w:bidi="ar_AE"/>
           </w:rPr>
           <w:rPr>
@@ -2056,6 +2526,8 @@
       </w:hyperlink>
       <w:r>
         <w:rPr>
+          <w:rtl/>
+          <w:cs/>
           <w:lang w:val="ar_AE" w:bidi="ar_AE"/>
         </w:rPr>
         <w:t xml:space="preserve">؛ </w:t>
@@ -2063,6 +2535,8 @@
       <w:hyperlink r:id="rId78">
         <w:r>
           <w:rPr>
+            <w:rtl/>
+            <w:cs/>
             <w:lang w:val="ar_AE" w:bidi="ar_AE"/>
           </w:rPr>
           <w:rPr>
@@ -2074,6 +2548,8 @@
       </w:hyperlink>
       <w:r>
         <w:rPr>
+          <w:rtl/>
+          <w:cs/>
           <w:lang w:val="ar_AE" w:bidi="ar_AE"/>
         </w:rPr>
         <w:t xml:space="preserve">؛ </w:t>
@@ -2081,6 +2557,8 @@
       <w:hyperlink r:id="rId79">
         <w:r>
           <w:rPr>
+            <w:rtl/>
+            <w:cs/>
             <w:lang w:val="ar_AE" w:bidi="ar_AE"/>
           </w:rPr>
           <w:rPr>
@@ -2092,6 +2570,8 @@
       </w:hyperlink>
       <w:r>
         <w:rPr>
+          <w:rtl/>
+          <w:cs/>
           <w:lang w:val="ar_AE" w:bidi="ar_AE"/>
         </w:rPr>
         <w:t xml:space="preserve">؛ </w:t>
@@ -2099,6 +2579,8 @@
       <w:hyperlink r:id="rId80">
         <w:r>
           <w:rPr>
+            <w:rtl/>
+            <w:cs/>
             <w:lang w:val="ar_AE" w:bidi="ar_AE"/>
           </w:rPr>
           <w:rPr>
@@ -2110,11 +2592,15 @@
       </w:hyperlink>
       <w:r>
         <w:rPr>
-          <w:lang w:val="ar_AE" w:bidi="ar_AE"/>
-        </w:rPr>
-      </w:r>
-      <w:r>
-        <w:rPr>
+          <w:rtl/>
+          <w:cs/>
+          <w:lang w:val="ar_AE" w:bidi="ar_AE"/>
+        </w:rPr>
+      </w:r>
+      <w:r>
+        <w:rPr>
+          <w:rtl/>
+          <w:cs/>
           <w:lang w:val="ar_AE" w:bidi="ar_AE"/>
         </w:rPr>
       </w:r>

--- a/arb/docx/014.content.docx
+++ b/arb/docx/014.content.docx
@@ -309,20 +309,14 @@
         </w:rPr>
         <w:t>حذّر الله شعبه من الزواج من الأجانب (غير اليهود) (</w:t>
       </w:r>
-      <w:hyperlink r:id="rId13">
-        <w:r>
-          <w:rPr>
-            <w:rtl/>
-            <w:cs/>
-            <w:lang w:val="ar_AE" w:bidi="ar_AE"/>
-          </w:rPr>
-          <w:rPr>
-            <w:color w:val="0000EE"/>
-            <w:u w:val="single"/>
-          </w:rPr>
-          <w:t>تثنية 7:1–6</w:t>
-        </w:r>
-      </w:hyperlink>
+      <w:r>
+        <w:rPr>
+          <w:rtl/>
+          <w:cs/>
+          <w:lang w:val="ar_AE" w:bidi="ar_AE"/>
+        </w:rPr>
+        <w:t>تثنية 7:1–6</w:t>
+      </w:r>
       <w:r>
         <w:rPr>
           <w:rtl/>
@@ -331,20 +325,14 @@
         </w:rPr>
         <w:t>). لم تكن المعضلة في الزواج من شخص من بلد أو عرق مختلف، بل كانت في الزواج من أشخاص يتبعون آلهة أخرى. فموسى نفسه تزوّج من امرأة كوشية (</w:t>
       </w:r>
-      <w:hyperlink r:id="rId14">
-        <w:r>
-          <w:rPr>
-            <w:rtl/>
-            <w:cs/>
-            <w:lang w:val="ar_AE" w:bidi="ar_AE"/>
-          </w:rPr>
-          <w:rPr>
-            <w:color w:val="0000EE"/>
-            <w:u w:val="single"/>
-          </w:rPr>
-          <w:t>عدد 12:1</w:t>
-        </w:r>
-      </w:hyperlink>
+      <w:r>
+        <w:rPr>
+          <w:rtl/>
+          <w:cs/>
+          <w:lang w:val="ar_AE" w:bidi="ar_AE"/>
+        </w:rPr>
+        <w:t>عدد 12:1</w:t>
+      </w:r>
       <w:r>
         <w:rPr>
           <w:rtl/>
@@ -353,20 +341,14 @@
         </w:rPr>
         <w:t xml:space="preserve">). كما انضم أجانب آخرون إلى إسرائيل عن طريق الزواج، مثل راحاب الكنعانية وراعوث الموآبية (انظر </w:t>
       </w:r>
-      <w:hyperlink r:id="rId15">
-        <w:r>
-          <w:rPr>
-            <w:rtl/>
-            <w:cs/>
-            <w:lang w:val="ar_AE" w:bidi="ar_AE"/>
-          </w:rPr>
-          <w:rPr>
-            <w:color w:val="0000EE"/>
-            <w:u w:val="single"/>
-          </w:rPr>
-          <w:t>متى 1:5؛</w:t>
-        </w:r>
-      </w:hyperlink>
+      <w:r>
+        <w:rPr>
+          <w:rtl/>
+          <w:cs/>
+          <w:lang w:val="ar_AE" w:bidi="ar_AE"/>
+        </w:rPr>
+        <w:t>متى 1:5؛</w:t>
+      </w:r>
       <w:r>
         <w:rPr>
           <w:rtl/>
@@ -375,20 +357,14 @@
         </w:rPr>
         <w:t xml:space="preserve"> </w:t>
       </w:r>
-      <w:hyperlink r:id="rId16">
-        <w:r>
-          <w:rPr>
-            <w:rtl/>
-            <w:cs/>
-            <w:lang w:val="ar_AE" w:bidi="ar_AE"/>
-          </w:rPr>
-          <w:rPr>
-            <w:color w:val="0000EE"/>
-            <w:u w:val="single"/>
-          </w:rPr>
-          <w:t>راعوث 4:1–22</w:t>
-        </w:r>
-      </w:hyperlink>
+      <w:r>
+        <w:rPr>
+          <w:rtl/>
+          <w:cs/>
+          <w:lang w:val="ar_AE" w:bidi="ar_AE"/>
+        </w:rPr>
+        <w:t>راعوث 4:1–22</w:t>
+      </w:r>
       <w:r>
         <w:rPr>
           <w:rtl/>
@@ -397,20 +373,14 @@
         </w:rPr>
         <w:t>). لقد آمن هؤلاء النساء بالله (إله إسرائيل)، فباركهن الله. غير أن الملك سليمان تزوج بالعديد من الأجنبيات. وقد تأثر سليمان بعبادتهن لآلهة أخرى مما جعله يعبد الأوثان أيضًا، وقد حدث هذا مثلما حذّر الله شعبه سابقًا من أن ذلك سيحدث (</w:t>
       </w:r>
-      <w:hyperlink r:id="rId17">
-        <w:r>
-          <w:rPr>
-            <w:rtl/>
-            <w:cs/>
-            <w:lang w:val="ar_AE" w:bidi="ar_AE"/>
-          </w:rPr>
-          <w:rPr>
-            <w:color w:val="0000EE"/>
-            <w:u w:val="single"/>
-          </w:rPr>
-          <w:t>1 ملوك 11:1–5</w:t>
-        </w:r>
-      </w:hyperlink>
+      <w:r>
+        <w:rPr>
+          <w:rtl/>
+          <w:cs/>
+          <w:lang w:val="ar_AE" w:bidi="ar_AE"/>
+        </w:rPr>
+        <w:t>1 ملوك 11:1–5</w:t>
+      </w:r>
       <w:r>
         <w:rPr>
           <w:rtl/>
@@ -439,20 +409,14 @@
         </w:rPr>
         <w:t xml:space="preserve">في الكتاب المقدس، الزواج هو وعد ملزم (أو عهدًا) يُقطع أمام الله. يتضمن هذا العهد الإخلاص والأمانة والمحبة والوفاء بين الزوجين. وعلى الجانب الآخر، كان من الأهم لإسرائيل أن يظلوا أمناء لعهد الرب معهم بصفتهم شعب الله. يمكن أن تؤدي الزيجات المختلطة إلى إنجاب أبناء غير أمناء تمامًا لإيمان إسرائيل، حيث قد يتأثرون بعبادة أبيهم الأجنبي للأوثان. هذا التنازل قد يؤدي إلى أن يصبح إسرائيل غير أمناء تمامًا لله وتعتنق الأديان الباطلة الزائفة، كما حدث قبل السبي إلى بابل (انظر </w:t>
       </w:r>
-      <w:hyperlink r:id="rId18">
-        <w:r>
-          <w:rPr>
-            <w:rtl/>
-            <w:cs/>
-            <w:lang w:val="ar_AE" w:bidi="ar_AE"/>
-          </w:rPr>
-          <w:rPr>
-            <w:color w:val="0000EE"/>
-            <w:u w:val="single"/>
-          </w:rPr>
-          <w:t>قضاة 3:3–7</w:t>
-        </w:r>
-      </w:hyperlink>
+      <w:r>
+        <w:rPr>
+          <w:rtl/>
+          <w:cs/>
+          <w:lang w:val="ar_AE" w:bidi="ar_AE"/>
+        </w:rPr>
+        <w:t>قضاة 3:3–7</w:t>
+      </w:r>
       <w:r>
         <w:rPr>
           <w:rtl/>
@@ -461,20 +425,14 @@
         </w:rPr>
         <w:t xml:space="preserve">؛ </w:t>
       </w:r>
-      <w:hyperlink r:id="rId19">
-        <w:r>
-          <w:rPr>
-            <w:rtl/>
-            <w:cs/>
-            <w:lang w:val="ar_AE" w:bidi="ar_AE"/>
-          </w:rPr>
-          <w:rPr>
-            <w:color w:val="0000EE"/>
-            <w:u w:val="single"/>
-          </w:rPr>
-          <w:t>14:1–9</w:t>
-        </w:r>
-      </w:hyperlink>
+      <w:r>
+        <w:rPr>
+          <w:rtl/>
+          <w:cs/>
+          <w:lang w:val="ar_AE" w:bidi="ar_AE"/>
+        </w:rPr>
+        <w:t>14:1–9</w:t>
+      </w:r>
       <w:r>
         <w:rPr>
           <w:rtl/>
@@ -483,20 +441,14 @@
         </w:rPr>
         <w:t xml:space="preserve">؛ </w:t>
       </w:r>
-      <w:hyperlink r:id="rId20">
-        <w:r>
-          <w:rPr>
-            <w:rtl/>
-            <w:cs/>
-            <w:lang w:val="ar_AE" w:bidi="ar_AE"/>
-          </w:rPr>
-          <w:rPr>
-            <w:color w:val="0000EE"/>
-            <w:u w:val="single"/>
-          </w:rPr>
-          <w:t>1 ملوك 11:1–8</w:t>
-        </w:r>
-      </w:hyperlink>
+      <w:r>
+        <w:rPr>
+          <w:rtl/>
+          <w:cs/>
+          <w:lang w:val="ar_AE" w:bidi="ar_AE"/>
+        </w:rPr>
+        <w:t>1 ملوك 11:1–8</w:t>
+      </w:r>
       <w:r>
         <w:rPr>
           <w:rtl/>
@@ -505,20 +457,14 @@
         </w:rPr>
         <w:t xml:space="preserve">؛ </w:t>
       </w:r>
-      <w:hyperlink r:id="rId21">
-        <w:r>
-          <w:rPr>
-            <w:rtl/>
-            <w:cs/>
-            <w:lang w:val="ar_AE" w:bidi="ar_AE"/>
-          </w:rPr>
-          <w:rPr>
-            <w:color w:val="0000EE"/>
-            <w:u w:val="single"/>
-          </w:rPr>
-          <w:t>2 ملوك 17:7–17</w:t>
-        </w:r>
-      </w:hyperlink>
+      <w:r>
+        <w:rPr>
+          <w:rtl/>
+          <w:cs/>
+          <w:lang w:val="ar_AE" w:bidi="ar_AE"/>
+        </w:rPr>
+        <w:t>2 ملوك 17:7–17</w:t>
+      </w:r>
       <w:r>
         <w:rPr>
           <w:rtl/>
@@ -547,20 +493,14 @@
         </w:rPr>
         <w:t xml:space="preserve">في </w:t>
       </w:r>
-      <w:hyperlink r:id="rId22">
-        <w:r>
-          <w:rPr>
-            <w:rtl/>
-            <w:cs/>
-            <w:lang w:val="ar_AE" w:bidi="ar_AE"/>
-          </w:rPr>
-          <w:rPr>
-            <w:color w:val="0000EE"/>
-            <w:u w:val="single"/>
-          </w:rPr>
-          <w:t>عزرا 9 و10</w:t>
-        </w:r>
-      </w:hyperlink>
+      <w:r>
+        <w:rPr>
+          <w:rtl/>
+          <w:cs/>
+          <w:lang w:val="ar_AE" w:bidi="ar_AE"/>
+        </w:rPr>
+        <w:t>عزرا 9 و10</w:t>
+      </w:r>
       <w:r>
         <w:rPr>
           <w:rtl/>
@@ -569,20 +509,14 @@
         </w:rPr>
         <w:t>، تزوج اليهود الذين عادوا من السبي من أشخاص يعبدون آلهة أخرى. والحلّ الذي وضعه عزرا هو الطلاق، لكن هذا ليس قاعدة للمؤمنين اليوم. تحت العهد الجديد مع يسوع، إيمان المؤمن يجعل زواجه وأبنائه مقدسين. لذا، فالزواج من غير المؤمن لا يهدّد هُوِيَّة مجتمع الله أو نقائه (</w:t>
       </w:r>
-      <w:hyperlink r:id="rId23">
-        <w:r>
-          <w:rPr>
-            <w:rtl/>
-            <w:cs/>
-            <w:lang w:val="ar_AE" w:bidi="ar_AE"/>
-          </w:rPr>
-          <w:rPr>
-            <w:color w:val="0000EE"/>
-            <w:u w:val="single"/>
-          </w:rPr>
-          <w:t>1 كورنثوس 7:14–16</w:t>
-        </w:r>
-      </w:hyperlink>
+      <w:r>
+        <w:rPr>
+          <w:rtl/>
+          <w:cs/>
+          <w:lang w:val="ar_AE" w:bidi="ar_AE"/>
+        </w:rPr>
+        <w:t>1 كورنثوس 7:14–16</w:t>
+      </w:r>
       <w:r>
         <w:rPr>
           <w:rtl/>
@@ -591,20 +525,14 @@
         </w:rPr>
         <w:t>). أدرك الرسول بولس أن الطلاق قد يحدث إذا تزوج المؤمنون من غير المؤمنين، لكنه لم ينصح المؤمنين بالطلاق في مثل هذه الحالات (</w:t>
       </w:r>
-      <w:hyperlink r:id="rId24">
-        <w:r>
-          <w:rPr>
-            <w:rtl/>
-            <w:cs/>
-            <w:lang w:val="ar_AE" w:bidi="ar_AE"/>
-          </w:rPr>
-          <w:rPr>
-            <w:color w:val="0000EE"/>
-            <w:u w:val="single"/>
-          </w:rPr>
-          <w:t>1 كورنثوس 7:10–13</w:t>
-        </w:r>
-      </w:hyperlink>
+      <w:r>
+        <w:rPr>
+          <w:rtl/>
+          <w:cs/>
+          <w:lang w:val="ar_AE" w:bidi="ar_AE"/>
+        </w:rPr>
+        <w:t>1 كورنثوس 7:10–13</w:t>
+      </w:r>
       <w:r>
         <w:rPr>
           <w:rtl/>
@@ -633,20 +561,14 @@
         </w:rPr>
         <w:t>ولتجنب هذه المشكلات، من الحكمة اتباع نصيحة بولس للمؤمنين بعدم الزواج من غير المؤمنين. يجب أن يبقى شعب الله منفصلًا عن غير المقدس: "لِأَنَّهُ أَيَّةُ خُلْطَةٍ لِلْبِرِّ وَٱلْإِثْمِ؟ وَأَيَّةُ شَرِكَةٍ لِلنُّورِ مَعَ ٱلظُّلْمَةِ؟ وَأَيُّ ٱتِّفَاقٍ لِلْمَسِيحِ مَعَ بَلِيعَالَ؟ وَأَيُّ نَصِيبٍ لِلْمُؤْمِنِ مَعَ غَيْرِ ٱلْمُؤْمِنِ؟" (</w:t>
       </w:r>
-      <w:hyperlink r:id="rId25">
-        <w:r>
-          <w:rPr>
-            <w:rtl/>
-            <w:cs/>
-            <w:lang w:val="ar_AE" w:bidi="ar_AE"/>
-          </w:rPr>
-          <w:rPr>
-            <w:color w:val="0000EE"/>
-            <w:u w:val="single"/>
-          </w:rPr>
-          <w:t>2 كورنثوس 6:14–15</w:t>
-        </w:r>
-      </w:hyperlink>
+      <w:r>
+        <w:rPr>
+          <w:rtl/>
+          <w:cs/>
+          <w:lang w:val="ar_AE" w:bidi="ar_AE"/>
+        </w:rPr>
+        <w:t>2 كورنثوس 6:14–15</w:t>
+      </w:r>
       <w:r>
         <w:rPr>
           <w:rtl/>
@@ -655,20 +577,14 @@
         </w:rPr>
         <w:t xml:space="preserve">). ومع ذلك، فإن المتزوجين من غير المؤمنين اليوم لديهم ضمانًا من الله نفسه بإمكانية استخدامه ذلك الوضع الصعب لمجده (انظر أيضًا </w:t>
       </w:r>
-      <w:hyperlink r:id="rId26">
-        <w:r>
-          <w:rPr>
-            <w:rtl/>
-            <w:cs/>
-            <w:lang w:val="ar_AE" w:bidi="ar_AE"/>
-          </w:rPr>
-          <w:rPr>
-            <w:color w:val="0000EE"/>
-            <w:u w:val="single"/>
-          </w:rPr>
-          <w:t>1 بطرس 3:1–2</w:t>
-        </w:r>
-      </w:hyperlink>
+      <w:r>
+        <w:rPr>
+          <w:rtl/>
+          <w:cs/>
+          <w:lang w:val="ar_AE" w:bidi="ar_AE"/>
+        </w:rPr>
+        <w:t>1 بطرس 3:1–2</w:t>
+      </w:r>
       <w:r>
         <w:rPr>
           <w:rtl/>
@@ -710,20 +626,14 @@
           <w:lang w:val="ar_AE" w:bidi="ar_AE"/>
         </w:rPr>
       </w:r>
-      <w:hyperlink r:id="rId13">
-        <w:r>
-          <w:rPr>
-            <w:rtl/>
-            <w:cs/>
-            <w:lang w:val="ar_AE" w:bidi="ar_AE"/>
-          </w:rPr>
-          <w:rPr>
-            <w:color w:val="0000EE"/>
-            <w:u w:val="single"/>
-          </w:rPr>
-          <w:t>تثنية 7:1–6؛</w:t>
-        </w:r>
-      </w:hyperlink>
+      <w:r>
+        <w:rPr>
+          <w:rtl/>
+          <w:cs/>
+          <w:lang w:val="ar_AE" w:bidi="ar_AE"/>
+        </w:rPr>
+        <w:t>تثنية 7:1–6؛</w:t>
+      </w:r>
       <w:r>
         <w:rPr>
           <w:rtl/>
@@ -732,20 +642,14 @@
         </w:rPr>
         <w:t xml:space="preserve"> </w:t>
       </w:r>
-      <w:hyperlink r:id="rId27">
-        <w:r>
-          <w:rPr>
-            <w:rtl/>
-            <w:cs/>
-            <w:lang w:val="ar_AE" w:bidi="ar_AE"/>
-          </w:rPr>
-          <w:rPr>
-            <w:color w:val="0000EE"/>
-            <w:u w:val="single"/>
-          </w:rPr>
-          <w:t>يشوع 2:1–14؛</w:t>
-        </w:r>
-      </w:hyperlink>
+      <w:r>
+        <w:rPr>
+          <w:rtl/>
+          <w:cs/>
+          <w:lang w:val="ar_AE" w:bidi="ar_AE"/>
+        </w:rPr>
+        <w:t>يشوع 2:1–14؛</w:t>
+      </w:r>
       <w:r>
         <w:rPr>
           <w:rtl/>
@@ -754,20 +658,14 @@
         </w:rPr>
         <w:t xml:space="preserve"> </w:t>
       </w:r>
-      <w:hyperlink r:id="rId28">
-        <w:r>
-          <w:rPr>
-            <w:rtl/>
-            <w:cs/>
-            <w:lang w:val="ar_AE" w:bidi="ar_AE"/>
-          </w:rPr>
-          <w:rPr>
-            <w:color w:val="0000EE"/>
-            <w:u w:val="single"/>
-          </w:rPr>
-          <w:t>6:23–25؛</w:t>
-        </w:r>
-      </w:hyperlink>
+      <w:r>
+        <w:rPr>
+          <w:rtl/>
+          <w:cs/>
+          <w:lang w:val="ar_AE" w:bidi="ar_AE"/>
+        </w:rPr>
+        <w:t>6:23–25؛</w:t>
+      </w:r>
       <w:r>
         <w:rPr>
           <w:rtl/>
@@ -776,20 +674,14 @@
         </w:rPr>
         <w:t xml:space="preserve"> </w:t>
       </w:r>
-      <w:hyperlink r:id="rId18">
-        <w:r>
-          <w:rPr>
-            <w:rtl/>
-            <w:cs/>
-            <w:lang w:val="ar_AE" w:bidi="ar_AE"/>
-          </w:rPr>
-          <w:rPr>
-            <w:color w:val="0000EE"/>
-            <w:u w:val="single"/>
-          </w:rPr>
-          <w:t>قضاة 3:3–7؛</w:t>
-        </w:r>
-      </w:hyperlink>
+      <w:r>
+        <w:rPr>
+          <w:rtl/>
+          <w:cs/>
+          <w:lang w:val="ar_AE" w:bidi="ar_AE"/>
+        </w:rPr>
+        <w:t>قضاة 3:3–7؛</w:t>
+      </w:r>
       <w:r>
         <w:rPr>
           <w:rtl/>
@@ -798,20 +690,14 @@
         </w:rPr>
         <w:t xml:space="preserve"> </w:t>
       </w:r>
-      <w:hyperlink r:id="rId19">
-        <w:r>
-          <w:rPr>
-            <w:rtl/>
-            <w:cs/>
-            <w:lang w:val="ar_AE" w:bidi="ar_AE"/>
-          </w:rPr>
-          <w:rPr>
-            <w:color w:val="0000EE"/>
-            <w:u w:val="single"/>
-          </w:rPr>
-          <w:t>14:1–9؛</w:t>
-        </w:r>
-      </w:hyperlink>
+      <w:r>
+        <w:rPr>
+          <w:rtl/>
+          <w:cs/>
+          <w:lang w:val="ar_AE" w:bidi="ar_AE"/>
+        </w:rPr>
+        <w:t>14:1–9؛</w:t>
+      </w:r>
       <w:r>
         <w:rPr>
           <w:rtl/>
@@ -820,20 +706,14 @@
         </w:rPr>
         <w:t xml:space="preserve"> </w:t>
       </w:r>
-      <w:hyperlink r:id="rId16">
-        <w:r>
-          <w:rPr>
-            <w:rtl/>
-            <w:cs/>
-            <w:lang w:val="ar_AE" w:bidi="ar_AE"/>
-          </w:rPr>
-          <w:rPr>
-            <w:color w:val="0000EE"/>
-            <w:u w:val="single"/>
-          </w:rPr>
-          <w:t>راعوث 4:1–22؛</w:t>
-        </w:r>
-      </w:hyperlink>
+      <w:r>
+        <w:rPr>
+          <w:rtl/>
+          <w:cs/>
+          <w:lang w:val="ar_AE" w:bidi="ar_AE"/>
+        </w:rPr>
+        <w:t>راعوث 4:1–22؛</w:t>
+      </w:r>
       <w:r>
         <w:rPr>
           <w:rtl/>
@@ -842,20 +722,14 @@
         </w:rPr>
         <w:t xml:space="preserve"> </w:t>
       </w:r>
-      <w:hyperlink r:id="rId20">
-        <w:r>
-          <w:rPr>
-            <w:rtl/>
-            <w:cs/>
-            <w:lang w:val="ar_AE" w:bidi="ar_AE"/>
-          </w:rPr>
-          <w:rPr>
-            <w:color w:val="0000EE"/>
-            <w:u w:val="single"/>
-          </w:rPr>
-          <w:t>1 ملوك11:1–8؛</w:t>
-        </w:r>
-      </w:hyperlink>
+      <w:r>
+        <w:rPr>
+          <w:rtl/>
+          <w:cs/>
+          <w:lang w:val="ar_AE" w:bidi="ar_AE"/>
+        </w:rPr>
+        <w:t>1 ملوك11:1–8؛</w:t>
+      </w:r>
       <w:r>
         <w:rPr>
           <w:rtl/>
@@ -864,20 +738,14 @@
         </w:rPr>
         <w:t xml:space="preserve"> </w:t>
       </w:r>
-      <w:hyperlink r:id="rId21">
-        <w:r>
-          <w:rPr>
-            <w:rtl/>
-            <w:cs/>
-            <w:lang w:val="ar_AE" w:bidi="ar_AE"/>
-          </w:rPr>
-          <w:rPr>
-            <w:color w:val="0000EE"/>
-            <w:u w:val="single"/>
-          </w:rPr>
-          <w:t>2 ملوك17:7–17؛</w:t>
-        </w:r>
-      </w:hyperlink>
+      <w:r>
+        <w:rPr>
+          <w:rtl/>
+          <w:cs/>
+          <w:lang w:val="ar_AE" w:bidi="ar_AE"/>
+        </w:rPr>
+        <w:t>2 ملوك17:7–17؛</w:t>
+      </w:r>
       <w:r>
         <w:rPr>
           <w:rtl/>
@@ -886,20 +754,14 @@
         </w:rPr>
         <w:t xml:space="preserve"> </w:t>
       </w:r>
-      <w:hyperlink r:id="rId22">
-        <w:r>
-          <w:rPr>
-            <w:rtl/>
-            <w:cs/>
-            <w:lang w:val="ar_AE" w:bidi="ar_AE"/>
-          </w:rPr>
-          <w:rPr>
-            <w:color w:val="0000EE"/>
-            <w:u w:val="single"/>
-          </w:rPr>
-          <w:t>عزرا 9:1–10:44؛</w:t>
-        </w:r>
-      </w:hyperlink>
+      <w:r>
+        <w:rPr>
+          <w:rtl/>
+          <w:cs/>
+          <w:lang w:val="ar_AE" w:bidi="ar_AE"/>
+        </w:rPr>
+        <w:t>عزرا 9:1–10:44؛</w:t>
+      </w:r>
       <w:r>
         <w:rPr>
           <w:rtl/>
@@ -908,20 +770,14 @@
         </w:rPr>
         <w:t xml:space="preserve"> </w:t>
       </w:r>
-      <w:hyperlink r:id="rId29">
-        <w:r>
-          <w:rPr>
-            <w:rtl/>
-            <w:cs/>
-            <w:lang w:val="ar_AE" w:bidi="ar_AE"/>
-          </w:rPr>
-          <w:rPr>
-            <w:color w:val="0000EE"/>
-            <w:u w:val="single"/>
-          </w:rPr>
-          <w:t>1كورنثوس7:10–16؛</w:t>
-        </w:r>
-      </w:hyperlink>
+      <w:r>
+        <w:rPr>
+          <w:rtl/>
+          <w:cs/>
+          <w:lang w:val="ar_AE" w:bidi="ar_AE"/>
+        </w:rPr>
+        <w:t>1كورنثوس7:10–16؛</w:t>
+      </w:r>
       <w:r>
         <w:rPr>
           <w:rtl/>
@@ -930,20 +786,14 @@
         </w:rPr>
         <w:t xml:space="preserve"> </w:t>
       </w:r>
-      <w:hyperlink r:id="rId25">
-        <w:r>
-          <w:rPr>
-            <w:rtl/>
-            <w:cs/>
-            <w:lang w:val="ar_AE" w:bidi="ar_AE"/>
-          </w:rPr>
-          <w:rPr>
-            <w:color w:val="0000EE"/>
-            <w:u w:val="single"/>
-          </w:rPr>
-          <w:t>2كورنثوس 6:14–15؛</w:t>
-        </w:r>
-      </w:hyperlink>
+      <w:r>
+        <w:rPr>
+          <w:rtl/>
+          <w:cs/>
+          <w:lang w:val="ar_AE" w:bidi="ar_AE"/>
+        </w:rPr>
+        <w:t>2كورنثوس 6:14–15؛</w:t>
+      </w:r>
       <w:r>
         <w:rPr>
           <w:rtl/>
@@ -952,20 +802,14 @@
         </w:rPr>
         <w:t xml:space="preserve"> </w:t>
       </w:r>
-      <w:hyperlink r:id="rId30">
-        <w:r>
-          <w:rPr>
-            <w:rtl/>
-            <w:cs/>
-            <w:lang w:val="ar_AE" w:bidi="ar_AE"/>
-          </w:rPr>
-          <w:rPr>
-            <w:color w:val="0000EE"/>
-            <w:u w:val="single"/>
-          </w:rPr>
-          <w:t>العبرانيين11:31.</w:t>
-        </w:r>
-      </w:hyperlink>
+      <w:r>
+        <w:rPr>
+          <w:rtl/>
+          <w:cs/>
+          <w:lang w:val="ar_AE" w:bidi="ar_AE"/>
+        </w:rPr>
+        <w:t>العبرانيين11:31.</w:t>
+      </w:r>
       <w:r>
         <w:rPr>
           <w:rtl/>
@@ -1033,20 +877,14 @@
         </w:rPr>
         <w:t xml:space="preserve">تُميز قواعد الطهارة والنجاسة الطقسية إسرائيل عن الأمم الأخرى. وإحدى الأفكار الأساسية في هذا السياق هي أن الأشياء النجسة ترتبط بالموت أو بما هو أرضي (انظر، على سبيل المثال، </w:t>
       </w:r>
-      <w:hyperlink r:id="rId31">
-        <w:r>
-          <w:rPr>
-            <w:rtl/>
-            <w:cs/>
-            <w:lang w:val="ar_AE" w:bidi="ar_AE"/>
-          </w:rPr>
-          <w:rPr>
-            <w:color w:val="0000EE"/>
-            <w:u w:val="single"/>
-          </w:rPr>
-          <w:t>لاويين 21:1</w:t>
-        </w:r>
-      </w:hyperlink>
+      <w:r>
+        <w:rPr>
+          <w:rtl/>
+          <w:cs/>
+          <w:lang w:val="ar_AE" w:bidi="ar_AE"/>
+        </w:rPr>
+        <w:t>لاويين 21:1</w:t>
+      </w:r>
       <w:r>
         <w:rPr>
           <w:rtl/>
@@ -1055,20 +893,14 @@
         </w:rPr>
         <w:t xml:space="preserve">، </w:t>
       </w:r>
-      <w:hyperlink r:id="rId32">
-        <w:r>
-          <w:rPr>
-            <w:rtl/>
-            <w:cs/>
-            <w:lang w:val="ar_AE" w:bidi="ar_AE"/>
-          </w:rPr>
-          <w:rPr>
-            <w:color w:val="0000EE"/>
-            <w:u w:val="single"/>
-          </w:rPr>
-          <w:t>11</w:t>
-        </w:r>
-      </w:hyperlink>
+      <w:r>
+        <w:rPr>
+          <w:rtl/>
+          <w:cs/>
+          <w:lang w:val="ar_AE" w:bidi="ar_AE"/>
+        </w:rPr>
+        <w:t>11</w:t>
+      </w:r>
       <w:r>
         <w:rPr>
           <w:rtl/>
@@ -1077,20 +909,14 @@
         </w:rPr>
         <w:t xml:space="preserve">؛ </w:t>
       </w:r>
-      <w:hyperlink r:id="rId33">
-        <w:r>
-          <w:rPr>
-            <w:rtl/>
-            <w:cs/>
-            <w:lang w:val="ar_AE" w:bidi="ar_AE"/>
-          </w:rPr>
-          <w:rPr>
-            <w:color w:val="0000EE"/>
-            <w:u w:val="single"/>
-          </w:rPr>
-          <w:t>22:8</w:t>
-        </w:r>
-      </w:hyperlink>
+      <w:r>
+        <w:rPr>
+          <w:rtl/>
+          <w:cs/>
+          <w:lang w:val="ar_AE" w:bidi="ar_AE"/>
+        </w:rPr>
+        <w:t>22:8</w:t>
+      </w:r>
       <w:r>
         <w:rPr>
           <w:rtl/>
@@ -1119,20 +945,14 @@
         </w:rPr>
         <w:t xml:space="preserve">ففي حالته الطبيعية، يتغذى الحيوان البري على النباتات (انظر </w:t>
       </w:r>
-      <w:hyperlink r:id="rId34">
-        <w:r>
-          <w:rPr>
-            <w:rtl/>
-            <w:cs/>
-            <w:lang w:val="ar_AE" w:bidi="ar_AE"/>
-          </w:rPr>
-          <w:rPr>
-            <w:color w:val="0000EE"/>
-            <w:u w:val="single"/>
-          </w:rPr>
-          <w:t>تكوين 1: 30</w:t>
-        </w:r>
-      </w:hyperlink>
+      <w:r>
+        <w:rPr>
+          <w:rtl/>
+          <w:cs/>
+          <w:lang w:val="ar_AE" w:bidi="ar_AE"/>
+        </w:rPr>
+        <w:t>تكوين 1: 30</w:t>
+      </w:r>
       <w:r>
         <w:rPr>
           <w:rtl/>
@@ -1161,20 +981,14 @@
         </w:rPr>
         <w:t xml:space="preserve">ما هو نجس ليس بالضرورة شيء خاطئ، لكنه يُمثّل عدم الاستحقاق، ولا يجوز له أن يَمسّ ما هو مقدّس (على سبيل المثال، </w:t>
       </w:r>
-      <w:hyperlink r:id="rId35">
-        <w:r>
-          <w:rPr>
-            <w:rtl/>
-            <w:cs/>
-            <w:lang w:val="ar_AE" w:bidi="ar_AE"/>
-          </w:rPr>
-          <w:rPr>
-            <w:color w:val="0000EE"/>
-            <w:u w:val="single"/>
-          </w:rPr>
-          <w:t>لاويين 11:44–45</w:t>
-        </w:r>
-      </w:hyperlink>
+      <w:r>
+        <w:rPr>
+          <w:rtl/>
+          <w:cs/>
+          <w:lang w:val="ar_AE" w:bidi="ar_AE"/>
+        </w:rPr>
+        <w:t>لاويين 11:44–45</w:t>
+      </w:r>
       <w:r>
         <w:rPr>
           <w:rtl/>
@@ -1203,20 +1017,14 @@
         </w:rPr>
         <w:t>في ظل العهد الجديد، أصبحت الأشياء التي كانت تُعتبر غير طاهرة الآن طاهرة (</w:t>
       </w:r>
-      <w:hyperlink r:id="rId36">
-        <w:r>
-          <w:rPr>
-            <w:rtl/>
-            <w:cs/>
-            <w:lang w:val="ar_AE" w:bidi="ar_AE"/>
-          </w:rPr>
-          <w:rPr>
-            <w:color w:val="0000EE"/>
-            <w:u w:val="single"/>
-          </w:rPr>
-          <w:t>أعمال الرسل 10:15</w:t>
-        </w:r>
-      </w:hyperlink>
+      <w:r>
+        <w:rPr>
+          <w:rtl/>
+          <w:cs/>
+          <w:lang w:val="ar_AE" w:bidi="ar_AE"/>
+        </w:rPr>
+        <w:t>أعمال الرسل 10:15</w:t>
+      </w:r>
       <w:r>
         <w:rPr>
           <w:rtl/>
@@ -1225,20 +1033,14 @@
         </w:rPr>
         <w:t xml:space="preserve">، </w:t>
       </w:r>
-      <w:hyperlink r:id="rId37">
-        <w:r>
-          <w:rPr>
-            <w:rtl/>
-            <w:cs/>
-            <w:lang w:val="ar_AE" w:bidi="ar_AE"/>
-          </w:rPr>
-          <w:rPr>
-            <w:color w:val="0000EE"/>
-            <w:u w:val="single"/>
-          </w:rPr>
-          <w:t>28</w:t>
-        </w:r>
-      </w:hyperlink>
+      <w:r>
+        <w:rPr>
+          <w:rtl/>
+          <w:cs/>
+          <w:lang w:val="ar_AE" w:bidi="ar_AE"/>
+        </w:rPr>
+        <w:t>28</w:t>
+      </w:r>
       <w:r>
         <w:rPr>
           <w:rtl/>
@@ -1247,20 +1049,14 @@
         </w:rPr>
         <w:t xml:space="preserve">، </w:t>
       </w:r>
-      <w:hyperlink r:id="rId38">
-        <w:r>
-          <w:rPr>
-            <w:rtl/>
-            <w:cs/>
-            <w:lang w:val="ar_AE" w:bidi="ar_AE"/>
-          </w:rPr>
-          <w:rPr>
-            <w:color w:val="0000EE"/>
-            <w:u w:val="single"/>
-          </w:rPr>
-          <w:t>45</w:t>
-        </w:r>
-      </w:hyperlink>
+      <w:r>
+        <w:rPr>
+          <w:rtl/>
+          <w:cs/>
+          <w:lang w:val="ar_AE" w:bidi="ar_AE"/>
+        </w:rPr>
+        <w:t>45</w:t>
+      </w:r>
       <w:r>
         <w:rPr>
           <w:rtl/>
@@ -1269,34 +1065,22 @@
         </w:rPr>
         <w:t>). ومع ذلك، لا يزال الله يُقدّر الترتيب ويريد أن تكون العبادة مُرتّبة ومُنظّمة (</w:t>
       </w:r>
-      <w:hyperlink r:id="rId39">
-        <w:r>
-          <w:rPr>
-            <w:rtl/>
-            <w:cs/>
-            <w:lang w:val="ar_AE" w:bidi="ar_AE"/>
-          </w:rPr>
-          <w:rPr>
-            <w:color w:val="0000EE"/>
-            <w:u w:val="single"/>
-          </w:rPr>
-          <w:t xml:space="preserve">1 كورنثوس 14:33، </w:t>
-        </w:r>
-      </w:hyperlink>
-      <w:hyperlink r:id="rId40">
-        <w:r>
-          <w:rPr>
-            <w:rtl/>
-            <w:cs/>
-            <w:lang w:val="ar_AE" w:bidi="ar_AE"/>
-          </w:rPr>
-          <w:rPr>
-            <w:color w:val="0000EE"/>
-            <w:u w:val="single"/>
-          </w:rPr>
-          <w:t>40</w:t>
-        </w:r>
-      </w:hyperlink>
+      <w:r>
+        <w:rPr>
+          <w:rtl/>
+          <w:cs/>
+          <w:lang w:val="ar_AE" w:bidi="ar_AE"/>
+        </w:rPr>
+        <w:t xml:space="preserve">1 كورنثوس 14:33، </w:t>
+      </w:r>
+      <w:r>
+        <w:rPr>
+          <w:rtl/>
+          <w:cs/>
+          <w:lang w:val="ar_AE" w:bidi="ar_AE"/>
+        </w:rPr>
+        <w:t>40</w:t>
+      </w:r>
       <w:r>
         <w:rPr>
           <w:rtl/>
@@ -1305,20 +1089,14 @@
         </w:rPr>
         <w:t xml:space="preserve">). يمنح الله نعمته لأولئك الذين يتوبون (أي يبتعدون عن أفعالهم الخاطئة ويرجعون إلى الله). ومع ذلك، لا تزال هناك أفعال تسيء إلى قداسة الله، ولا ينبغي أن تكون في حضوره (مثل تقدمة حنانيّا وسفّيرة؛ انظر </w:t>
       </w:r>
-      <w:hyperlink r:id="rId41">
-        <w:r>
-          <w:rPr>
-            <w:rtl/>
-            <w:cs/>
-            <w:lang w:val="ar_AE" w:bidi="ar_AE"/>
-          </w:rPr>
-          <w:rPr>
-            <w:color w:val="0000EE"/>
-            <w:u w:val="single"/>
-          </w:rPr>
-          <w:t>أعمال الرسل 5:1–11</w:t>
-        </w:r>
-      </w:hyperlink>
+      <w:r>
+        <w:rPr>
+          <w:rtl/>
+          <w:cs/>
+          <w:lang w:val="ar_AE" w:bidi="ar_AE"/>
+        </w:rPr>
+        <w:t>أعمال الرسل 5:1–11</w:t>
+      </w:r>
       <w:r>
         <w:rPr>
           <w:rtl/>
@@ -1360,20 +1138,14 @@
           <w:lang w:val="ar_AE" w:bidi="ar_AE"/>
         </w:rPr>
       </w:r>
-      <w:hyperlink r:id="rId42">
-        <w:r>
-          <w:rPr>
-            <w:rtl/>
-            <w:cs/>
-            <w:lang w:val="ar_AE" w:bidi="ar_AE"/>
-          </w:rPr>
-          <w:rPr>
-            <w:color w:val="0000EE"/>
-            <w:u w:val="single"/>
-          </w:rPr>
-          <w:t>تكوين 7:2</w:t>
-        </w:r>
-      </w:hyperlink>
+      <w:r>
+        <w:rPr>
+          <w:rtl/>
+          <w:cs/>
+          <w:lang w:val="ar_AE" w:bidi="ar_AE"/>
+        </w:rPr>
+        <w:t>تكوين 7:2</w:t>
+      </w:r>
       <w:r>
         <w:rPr>
           <w:rtl/>
@@ -1382,20 +1154,14 @@
         </w:rPr>
         <w:t xml:space="preserve">; </w:t>
       </w:r>
-      <w:hyperlink r:id="rId43">
-        <w:r>
-          <w:rPr>
-            <w:rtl/>
-            <w:cs/>
-            <w:lang w:val="ar_AE" w:bidi="ar_AE"/>
-          </w:rPr>
-          <w:rPr>
-            <w:color w:val="0000EE"/>
-            <w:u w:val="single"/>
-          </w:rPr>
-          <w:t>لاويين 11:1–15:33</w:t>
-        </w:r>
-      </w:hyperlink>
+      <w:r>
+        <w:rPr>
+          <w:rtl/>
+          <w:cs/>
+          <w:lang w:val="ar_AE" w:bidi="ar_AE"/>
+        </w:rPr>
+        <w:t>لاويين 11:1–15:33</w:t>
+      </w:r>
       <w:r>
         <w:rPr>
           <w:rtl/>
@@ -1404,20 +1170,14 @@
         </w:rPr>
         <w:t xml:space="preserve">; </w:t>
       </w:r>
-      <w:hyperlink r:id="rId44">
-        <w:r>
-          <w:rPr>
-            <w:rtl/>
-            <w:cs/>
-            <w:lang w:val="ar_AE" w:bidi="ar_AE"/>
-          </w:rPr>
-          <w:rPr>
-            <w:color w:val="0000EE"/>
-            <w:u w:val="single"/>
-          </w:rPr>
-          <w:t>21:1–23</w:t>
-        </w:r>
-      </w:hyperlink>
+      <w:r>
+        <w:rPr>
+          <w:rtl/>
+          <w:cs/>
+          <w:lang w:val="ar_AE" w:bidi="ar_AE"/>
+        </w:rPr>
+        <w:t>21:1–23</w:t>
+      </w:r>
       <w:r>
         <w:rPr>
           <w:rtl/>
@@ -1426,20 +1186,14 @@
         </w:rPr>
         <w:t xml:space="preserve">; </w:t>
       </w:r>
-      <w:hyperlink r:id="rId45">
-        <w:r>
-          <w:rPr>
-            <w:rtl/>
-            <w:cs/>
-            <w:lang w:val="ar_AE" w:bidi="ar_AE"/>
-          </w:rPr>
-          <w:rPr>
-            <w:color w:val="0000EE"/>
-            <w:u w:val="single"/>
-          </w:rPr>
-          <w:t>22:3–8</w:t>
-        </w:r>
-      </w:hyperlink>
+      <w:r>
+        <w:rPr>
+          <w:rtl/>
+          <w:cs/>
+          <w:lang w:val="ar_AE" w:bidi="ar_AE"/>
+        </w:rPr>
+        <w:t>22:3–8</w:t>
+      </w:r>
       <w:r>
         <w:rPr>
           <w:rtl/>
@@ -1448,20 +1202,14 @@
         </w:rPr>
         <w:t xml:space="preserve">; </w:t>
       </w:r>
-      <w:hyperlink r:id="rId46">
-        <w:r>
-          <w:rPr>
-            <w:rtl/>
-            <w:cs/>
-            <w:lang w:val="ar_AE" w:bidi="ar_AE"/>
-          </w:rPr>
-          <w:rPr>
-            <w:color w:val="0000EE"/>
-            <w:u w:val="single"/>
-          </w:rPr>
-          <w:t>عدد 19:1–22</w:t>
-        </w:r>
-      </w:hyperlink>
+      <w:r>
+        <w:rPr>
+          <w:rtl/>
+          <w:cs/>
+          <w:lang w:val="ar_AE" w:bidi="ar_AE"/>
+        </w:rPr>
+        <w:t>عدد 19:1–22</w:t>
+      </w:r>
       <w:r>
         <w:rPr>
           <w:rtl/>
@@ -1470,20 +1218,14 @@
         </w:rPr>
         <w:t xml:space="preserve">; </w:t>
       </w:r>
-      <w:hyperlink r:id="rId47">
-        <w:r>
-          <w:rPr>
-            <w:rtl/>
-            <w:cs/>
-            <w:lang w:val="ar_AE" w:bidi="ar_AE"/>
-          </w:rPr>
-          <w:rPr>
-            <w:color w:val="0000EE"/>
-            <w:u w:val="single"/>
-          </w:rPr>
-          <w:t>تثنية 14:1–21</w:t>
-        </w:r>
-      </w:hyperlink>
+      <w:r>
+        <w:rPr>
+          <w:rtl/>
+          <w:cs/>
+          <w:lang w:val="ar_AE" w:bidi="ar_AE"/>
+        </w:rPr>
+        <w:t>تثنية 14:1–21</w:t>
+      </w:r>
       <w:r>
         <w:rPr>
           <w:rtl/>
@@ -1492,20 +1234,14 @@
         </w:rPr>
         <w:t xml:space="preserve">; </w:t>
       </w:r>
-      <w:hyperlink r:id="rId48">
-        <w:r>
-          <w:rPr>
-            <w:rtl/>
-            <w:cs/>
-            <w:lang w:val="ar_AE" w:bidi="ar_AE"/>
-          </w:rPr>
-          <w:rPr>
-            <w:color w:val="0000EE"/>
-            <w:u w:val="single"/>
-          </w:rPr>
-          <w:t>21:1–9</w:t>
-        </w:r>
-      </w:hyperlink>
+      <w:r>
+        <w:rPr>
+          <w:rtl/>
+          <w:cs/>
+          <w:lang w:val="ar_AE" w:bidi="ar_AE"/>
+        </w:rPr>
+        <w:t>21:1–9</w:t>
+      </w:r>
       <w:r>
         <w:rPr>
           <w:rtl/>
@@ -1514,20 +1250,14 @@
         </w:rPr>
         <w:t xml:space="preserve">; </w:t>
       </w:r>
-      <w:hyperlink r:id="rId49">
-        <w:r>
-          <w:rPr>
-            <w:rtl/>
-            <w:cs/>
-            <w:lang w:val="ar_AE" w:bidi="ar_AE"/>
-          </w:rPr>
-          <w:rPr>
-            <w:color w:val="0000EE"/>
-            <w:u w:val="single"/>
-          </w:rPr>
-          <w:t>مزامير 19:9</w:t>
-        </w:r>
-      </w:hyperlink>
+      <w:r>
+        <w:rPr>
+          <w:rtl/>
+          <w:cs/>
+          <w:lang w:val="ar_AE" w:bidi="ar_AE"/>
+        </w:rPr>
+        <w:t>مزامير 19:9</w:t>
+      </w:r>
       <w:r>
         <w:rPr>
           <w:rtl/>
@@ -1536,20 +1266,14 @@
         </w:rPr>
         <w:t xml:space="preserve">; </w:t>
       </w:r>
-      <w:hyperlink r:id="rId50">
-        <w:r>
-          <w:rPr>
-            <w:rtl/>
-            <w:cs/>
-            <w:lang w:val="ar_AE" w:bidi="ar_AE"/>
-          </w:rPr>
-          <w:rPr>
-            <w:color w:val="0000EE"/>
-            <w:u w:val="single"/>
-          </w:rPr>
-          <w:t>24:3–4</w:t>
-        </w:r>
-      </w:hyperlink>
+      <w:r>
+        <w:rPr>
+          <w:rtl/>
+          <w:cs/>
+          <w:lang w:val="ar_AE" w:bidi="ar_AE"/>
+        </w:rPr>
+        <w:t>24:3–4</w:t>
+      </w:r>
       <w:r>
         <w:rPr>
           <w:rtl/>
@@ -1558,20 +1282,14 @@
         </w:rPr>
         <w:t xml:space="preserve">; </w:t>
       </w:r>
-      <w:hyperlink r:id="rId51">
-        <w:r>
-          <w:rPr>
-            <w:rtl/>
-            <w:cs/>
-            <w:lang w:val="ar_AE" w:bidi="ar_AE"/>
-          </w:rPr>
-          <w:rPr>
-            <w:color w:val="0000EE"/>
-            <w:u w:val="single"/>
-          </w:rPr>
-          <w:t>51:7–10</w:t>
-        </w:r>
-      </w:hyperlink>
+      <w:r>
+        <w:rPr>
+          <w:rtl/>
+          <w:cs/>
+          <w:lang w:val="ar_AE" w:bidi="ar_AE"/>
+        </w:rPr>
+        <w:t>51:7–10</w:t>
+      </w:r>
       <w:r>
         <w:rPr>
           <w:rtl/>
@@ -1580,20 +1298,14 @@
         </w:rPr>
         <w:t xml:space="preserve">; </w:t>
       </w:r>
-      <w:hyperlink r:id="rId52">
-        <w:r>
-          <w:rPr>
-            <w:rtl/>
-            <w:cs/>
-            <w:lang w:val="ar_AE" w:bidi="ar_AE"/>
-          </w:rPr>
-          <w:rPr>
-            <w:color w:val="0000EE"/>
-            <w:u w:val="single"/>
-          </w:rPr>
-          <w:t>إشعياء 52:11</w:t>
-        </w:r>
-      </w:hyperlink>
+      <w:r>
+        <w:rPr>
+          <w:rtl/>
+          <w:cs/>
+          <w:lang w:val="ar_AE" w:bidi="ar_AE"/>
+        </w:rPr>
+        <w:t>إشعياء 52:11</w:t>
+      </w:r>
       <w:r>
         <w:rPr>
           <w:rtl/>
@@ -1602,20 +1314,14 @@
         </w:rPr>
         <w:t xml:space="preserve">; </w:t>
       </w:r>
-      <w:hyperlink r:id="rId53">
-        <w:r>
-          <w:rPr>
-            <w:rtl/>
-            <w:cs/>
-            <w:lang w:val="ar_AE" w:bidi="ar_AE"/>
-          </w:rPr>
-          <w:rPr>
-            <w:color w:val="0000EE"/>
-            <w:u w:val="single"/>
-          </w:rPr>
-          <w:t>متّى 8:2–4</w:t>
-        </w:r>
-      </w:hyperlink>
+      <w:r>
+        <w:rPr>
+          <w:rtl/>
+          <w:cs/>
+          <w:lang w:val="ar_AE" w:bidi="ar_AE"/>
+        </w:rPr>
+        <w:t>متّى 8:2–4</w:t>
+      </w:r>
       <w:r>
         <w:rPr>
           <w:rtl/>
@@ -1624,20 +1330,14 @@
         </w:rPr>
         <w:t xml:space="preserve">; </w:t>
       </w:r>
-      <w:hyperlink r:id="rId54">
-        <w:r>
-          <w:rPr>
-            <w:rtl/>
-            <w:cs/>
-            <w:lang w:val="ar_AE" w:bidi="ar_AE"/>
-          </w:rPr>
-          <w:rPr>
-            <w:color w:val="0000EE"/>
-            <w:u w:val="single"/>
-          </w:rPr>
-          <w:t>يوحنّا 13:10–11</w:t>
-        </w:r>
-      </w:hyperlink>
+      <w:r>
+        <w:rPr>
+          <w:rtl/>
+          <w:cs/>
+          <w:lang w:val="ar_AE" w:bidi="ar_AE"/>
+        </w:rPr>
+        <w:t>يوحنّا 13:10–11</w:t>
+      </w:r>
       <w:r>
         <w:rPr>
           <w:rtl/>
@@ -1646,20 +1346,14 @@
         </w:rPr>
         <w:t xml:space="preserve">; </w:t>
       </w:r>
-      <w:hyperlink r:id="rId55">
-        <w:r>
-          <w:rPr>
-            <w:rtl/>
-            <w:cs/>
-            <w:lang w:val="ar_AE" w:bidi="ar_AE"/>
-          </w:rPr>
-          <w:rPr>
-            <w:color w:val="0000EE"/>
-            <w:u w:val="single"/>
-          </w:rPr>
-          <w:t>أعمال 10:9–28</w:t>
-        </w:r>
-      </w:hyperlink>
+      <w:r>
+        <w:rPr>
+          <w:rtl/>
+          <w:cs/>
+          <w:lang w:val="ar_AE" w:bidi="ar_AE"/>
+        </w:rPr>
+        <w:t>أعمال 10:9–28</w:t>
+      </w:r>
       <w:r>
         <w:rPr>
           <w:rtl/>
@@ -1668,20 +1362,14 @@
         </w:rPr>
         <w:t xml:space="preserve">; </w:t>
       </w:r>
-      <w:hyperlink r:id="rId56">
-        <w:r>
-          <w:rPr>
-            <w:rtl/>
-            <w:cs/>
-            <w:lang w:val="ar_AE" w:bidi="ar_AE"/>
-          </w:rPr>
-          <w:rPr>
-            <w:color w:val="0000EE"/>
-            <w:u w:val="single"/>
-          </w:rPr>
-          <w:t>عبرانيين 9:13–15</w:t>
-        </w:r>
-      </w:hyperlink>
+      <w:r>
+        <w:rPr>
+          <w:rtl/>
+          <w:cs/>
+          <w:lang w:val="ar_AE" w:bidi="ar_AE"/>
+        </w:rPr>
+        <w:t>عبرانيين 9:13–15</w:t>
+      </w:r>
       <w:r>
         <w:rPr>
           <w:rtl/>
@@ -1690,20 +1378,14 @@
         </w:rPr>
         <w:t xml:space="preserve">, </w:t>
       </w:r>
-      <w:hyperlink r:id="rId57">
-        <w:r>
-          <w:rPr>
-            <w:rtl/>
-            <w:cs/>
-            <w:lang w:val="ar_AE" w:bidi="ar_AE"/>
-          </w:rPr>
-          <w:rPr>
-            <w:color w:val="0000EE"/>
-            <w:u w:val="single"/>
-          </w:rPr>
-          <w:t>23</w:t>
-        </w:r>
-      </w:hyperlink>
+      <w:r>
+        <w:rPr>
+          <w:rtl/>
+          <w:cs/>
+          <w:lang w:val="ar_AE" w:bidi="ar_AE"/>
+        </w:rPr>
+        <w:t>23</w:t>
+      </w:r>
       <w:r>
         <w:rPr>
           <w:rtl/>
@@ -1787,20 +1469,14 @@
         </w:rPr>
         <w:t xml:space="preserve"> (</w:t>
       </w:r>
-      <w:hyperlink r:id="rId58">
-        <w:r>
-          <w:rPr>
-            <w:rtl/>
-            <w:cs/>
-            <w:lang w:val="ar_AE" w:bidi="ar_AE"/>
-          </w:rPr>
-          <w:rPr>
-            <w:color w:val="0000EE"/>
-            <w:u w:val="single"/>
-          </w:rPr>
-          <w:t>تثنية 12:5</w:t>
-        </w:r>
-      </w:hyperlink>
+      <w:r>
+        <w:rPr>
+          <w:rtl/>
+          <w:cs/>
+          <w:lang w:val="ar_AE" w:bidi="ar_AE"/>
+        </w:rPr>
+        <w:t>تثنية 12:5</w:t>
+      </w:r>
       <w:r>
         <w:rPr>
           <w:rtl/>
@@ -1845,20 +1521,14 @@
         </w:rPr>
         <w:t>للحصول على الإرشاد ولم يطلب الرب (</w:t>
       </w:r>
-      <w:hyperlink r:id="rId59">
-        <w:r>
-          <w:rPr>
-            <w:rtl/>
-            <w:cs/>
-            <w:lang w:val="ar_AE" w:bidi="ar_AE"/>
-          </w:rPr>
-          <w:rPr>
-            <w:color w:val="0000EE"/>
-            <w:u w:val="single"/>
-          </w:rPr>
-          <w:t>1أخبار الأيام 10:13–14</w:t>
-        </w:r>
-      </w:hyperlink>
+      <w:r>
+        <w:rPr>
+          <w:rtl/>
+          <w:cs/>
+          <w:lang w:val="ar_AE" w:bidi="ar_AE"/>
+        </w:rPr>
+        <w:t>1أخبار الأيام 10:13–14</w:t>
+      </w:r>
       <w:r>
         <w:rPr>
           <w:rtl/>
@@ -1903,20 +1573,14 @@
         </w:rPr>
         <w:t>" (</w:t>
       </w:r>
-      <w:hyperlink r:id="rId60">
-        <w:r>
-          <w:rPr>
-            <w:rtl/>
-            <w:cs/>
-            <w:lang w:val="ar_AE" w:bidi="ar_AE"/>
-          </w:rPr>
-          <w:rPr>
-            <w:color w:val="0000EE"/>
-            <w:u w:val="single"/>
-          </w:rPr>
-          <w:t>1صموئيل 13:14</w:t>
-        </w:r>
-      </w:hyperlink>
+      <w:r>
+        <w:rPr>
+          <w:rtl/>
+          <w:cs/>
+          <w:lang w:val="ar_AE" w:bidi="ar_AE"/>
+        </w:rPr>
+        <w:t>1صموئيل 13:14</w:t>
+      </w:r>
       <w:r>
         <w:rPr>
           <w:rtl/>
@@ -1925,20 +1589,14 @@
         </w:rPr>
         <w:t>). كان من الأهداف الرئيسية لداود الملك استعادة مكانة تابوت العهد. فقد أهمله بنو إسرائيل في عهد شاول الملك (</w:t>
       </w:r>
-      <w:hyperlink r:id="rId61">
-        <w:r>
-          <w:rPr>
-            <w:rtl/>
-            <w:cs/>
-            <w:lang w:val="ar_AE" w:bidi="ar_AE"/>
-          </w:rPr>
-          <w:rPr>
-            <w:color w:val="0000EE"/>
-            <w:u w:val="single"/>
-          </w:rPr>
-          <w:t>1أخبار الأيام 13:3</w:t>
-        </w:r>
-      </w:hyperlink>
+      <w:r>
+        <w:rPr>
+          <w:rtl/>
+          <w:cs/>
+          <w:lang w:val="ar_AE" w:bidi="ar_AE"/>
+        </w:rPr>
+        <w:t>1أخبار الأيام 13:3</w:t>
+      </w:r>
       <w:r>
         <w:rPr>
           <w:rtl/>
@@ -1967,20 +1625,14 @@
         </w:rPr>
         <w:t>فشل داود في محاولته الأولى لإحضار التابوت إلى أورشليم، ذلك لأنه واللاويين معه لم يطلبوا إرشاد الرب من جهة طريقة نقله (</w:t>
       </w:r>
-      <w:hyperlink r:id="rId62">
-        <w:r>
-          <w:rPr>
-            <w:rtl/>
-            <w:cs/>
-            <w:lang w:val="ar_AE" w:bidi="ar_AE"/>
-          </w:rPr>
-          <w:rPr>
-            <w:color w:val="0000EE"/>
-            <w:u w:val="single"/>
-          </w:rPr>
-          <w:t>13:1–14؛</w:t>
-        </w:r>
-      </w:hyperlink>
+      <w:r>
+        <w:rPr>
+          <w:rtl/>
+          <w:cs/>
+          <w:lang w:val="ar_AE" w:bidi="ar_AE"/>
+        </w:rPr>
+        <w:t>13:1–14؛</w:t>
+      </w:r>
       <w:r>
         <w:rPr>
           <w:rtl/>
@@ -1989,20 +1641,14 @@
         </w:rPr>
         <w:t xml:space="preserve"> </w:t>
       </w:r>
-      <w:hyperlink r:id="rId63">
-        <w:r>
-          <w:rPr>
-            <w:rtl/>
-            <w:cs/>
-            <w:lang w:val="ar_AE" w:bidi="ar_AE"/>
-          </w:rPr>
-          <w:rPr>
-            <w:color w:val="0000EE"/>
-            <w:u w:val="single"/>
-          </w:rPr>
-          <w:t>15:13</w:t>
-        </w:r>
-      </w:hyperlink>
+      <w:r>
+        <w:rPr>
+          <w:rtl/>
+          <w:cs/>
+          <w:lang w:val="ar_AE" w:bidi="ar_AE"/>
+        </w:rPr>
+        <w:t>15:13</w:t>
+      </w:r>
       <w:r>
         <w:rPr>
           <w:rtl/>
@@ -2011,20 +1657,14 @@
         </w:rPr>
         <w:t>). لكن داود نجح لاحقًا في أن يأتي بتابوت الرب إلى أورشليم (</w:t>
       </w:r>
-      <w:hyperlink r:id="rId64">
-        <w:r>
-          <w:rPr>
-            <w:rtl/>
-            <w:cs/>
-            <w:lang w:val="ar_AE" w:bidi="ar_AE"/>
-          </w:rPr>
-          <w:rPr>
-            <w:color w:val="0000EE"/>
-            <w:u w:val="single"/>
-          </w:rPr>
-          <w:t>15:1–16:1</w:t>
-        </w:r>
-      </w:hyperlink>
+      <w:r>
+        <w:rPr>
+          <w:rtl/>
+          <w:cs/>
+          <w:lang w:val="ar_AE" w:bidi="ar_AE"/>
+        </w:rPr>
+        <w:t>15:1–16:1</w:t>
+      </w:r>
       <w:r>
         <w:rPr>
           <w:rtl/>
@@ -2053,20 +1693,14 @@
         </w:rPr>
         <w:t>كانت أورشليم (المكان المقدس) والعبادة فيها أمرين جوهريان لطلب الرب. بعد وضع التابوت في خيمته في أورشليم، أنشأ داود دورًا جديدًا للاويين بصفتهم خدّام تسبيح للرب بالموسيقى (</w:t>
       </w:r>
-      <w:hyperlink r:id="rId65">
-        <w:r>
-          <w:rPr>
-            <w:rtl/>
-            <w:cs/>
-            <w:lang w:val="ar_AE" w:bidi="ar_AE"/>
-          </w:rPr>
-          <w:rPr>
-            <w:color w:val="0000EE"/>
-            <w:u w:val="single"/>
-          </w:rPr>
-          <w:t>1أخبار الأيام 16:4–6</w:t>
-        </w:r>
-      </w:hyperlink>
+      <w:r>
+        <w:rPr>
+          <w:rtl/>
+          <w:cs/>
+          <w:lang w:val="ar_AE" w:bidi="ar_AE"/>
+        </w:rPr>
+        <w:t>1أخبار الأيام 16:4–6</w:t>
+      </w:r>
       <w:r>
         <w:rPr>
           <w:rtl/>
@@ -2091,20 +1725,14 @@
         </w:rPr>
         <w:t>" في أثناء بناء الهيكل (</w:t>
       </w:r>
-      <w:hyperlink r:id="rId66">
-        <w:r>
-          <w:rPr>
-            <w:rtl/>
-            <w:cs/>
-            <w:lang w:val="ar_AE" w:bidi="ar_AE"/>
-          </w:rPr>
-          <w:rPr>
-            <w:color w:val="0000EE"/>
-            <w:u w:val="single"/>
-          </w:rPr>
-          <w:t>22:19؛</w:t>
-        </w:r>
-      </w:hyperlink>
+      <w:r>
+        <w:rPr>
+          <w:rtl/>
+          <w:cs/>
+          <w:lang w:val="ar_AE" w:bidi="ar_AE"/>
+        </w:rPr>
+        <w:t>22:19؛</w:t>
+      </w:r>
       <w:r>
         <w:rPr>
           <w:rtl/>
@@ -2113,20 +1741,14 @@
         </w:rPr>
         <w:t xml:space="preserve"> قارن </w:t>
       </w:r>
-      <w:hyperlink r:id="rId67">
-        <w:r>
-          <w:rPr>
-            <w:rtl/>
-            <w:cs/>
-            <w:lang w:val="ar_AE" w:bidi="ar_AE"/>
-          </w:rPr>
-          <w:rPr>
-            <w:color w:val="0000EE"/>
-            <w:u w:val="single"/>
-          </w:rPr>
-          <w:t>28:8–10</w:t>
-        </w:r>
-      </w:hyperlink>
+      <w:r>
+        <w:rPr>
+          <w:rtl/>
+          <w:cs/>
+          <w:lang w:val="ar_AE" w:bidi="ar_AE"/>
+        </w:rPr>
+        <w:t>28:8–10</w:t>
+      </w:r>
       <w:r>
         <w:rPr>
           <w:rtl/>
@@ -2155,20 +1777,14 @@
         </w:rPr>
         <w:t>كانت الخطوة الأولى للملك سليمان لتعزيز المملكة هي جمع جميع القادة عند المذبح في جبعون لطلب الرب (</w:t>
       </w:r>
-      <w:hyperlink r:id="rId68">
-        <w:r>
-          <w:rPr>
-            <w:rtl/>
-            <w:cs/>
-            <w:lang w:val="ar_AE" w:bidi="ar_AE"/>
-          </w:rPr>
-          <w:rPr>
-            <w:color w:val="0000EE"/>
-            <w:u w:val="single"/>
-          </w:rPr>
-          <w:t>2أخبار الأيام 1:1–6</w:t>
-        </w:r>
-      </w:hyperlink>
+      <w:r>
+        <w:rPr>
+          <w:rtl/>
+          <w:cs/>
+          <w:lang w:val="ar_AE" w:bidi="ar_AE"/>
+        </w:rPr>
+        <w:t>2أخبار الأيام 1:1–6</w:t>
+      </w:r>
       <w:r>
         <w:rPr>
           <w:rtl/>
@@ -2177,20 +1793,14 @@
         </w:rPr>
         <w:t>). التقى الرب بسليمان هناك ومنحه حكمة وثروة لا مثيل لهما. ثم أكمل سليمان لاحقًا بناء الهيكل وأسسها باعتبارها موضعًا لطلب الرب (</w:t>
       </w:r>
-      <w:hyperlink r:id="rId69">
-        <w:r>
-          <w:rPr>
-            <w:rtl/>
-            <w:cs/>
-            <w:lang w:val="ar_AE" w:bidi="ar_AE"/>
-          </w:rPr>
-          <w:rPr>
-            <w:color w:val="0000EE"/>
-            <w:u w:val="single"/>
-          </w:rPr>
-          <w:t>2أخبار الأيام 6</w:t>
-        </w:r>
-      </w:hyperlink>
+      <w:r>
+        <w:rPr>
+          <w:rtl/>
+          <w:cs/>
+          <w:lang w:val="ar_AE" w:bidi="ar_AE"/>
+        </w:rPr>
+        <w:t>2أخبار الأيام 6</w:t>
+      </w:r>
       <w:r>
         <w:rPr>
           <w:rtl/>
@@ -2235,20 +1845,14 @@
         </w:rPr>
         <w:t>" (</w:t>
       </w:r>
-      <w:hyperlink r:id="rId70">
-        <w:r>
-          <w:rPr>
-            <w:rtl/>
-            <w:cs/>
-            <w:lang w:val="ar_AE" w:bidi="ar_AE"/>
-          </w:rPr>
-          <w:rPr>
-            <w:color w:val="0000EE"/>
-            <w:u w:val="single"/>
-          </w:rPr>
-          <w:t>إشعياء 55:6</w:t>
-        </w:r>
-      </w:hyperlink>
+      <w:r>
+        <w:rPr>
+          <w:rtl/>
+          <w:cs/>
+          <w:lang w:val="ar_AE" w:bidi="ar_AE"/>
+        </w:rPr>
+        <w:t>إشعياء 55:6</w:t>
+      </w:r>
       <w:r>
         <w:rPr>
           <w:rtl/>
@@ -2257,20 +1861,14 @@
         </w:rPr>
         <w:t>). إن عهد الله ووعده مؤكدان، وهما لمن يطلبون الرب (</w:t>
       </w:r>
-      <w:hyperlink r:id="rId71">
-        <w:r>
-          <w:rPr>
-            <w:rtl/>
-            <w:cs/>
-            <w:lang w:val="ar_AE" w:bidi="ar_AE"/>
-          </w:rPr>
-          <w:rPr>
-            <w:color w:val="0000EE"/>
-            <w:u w:val="single"/>
-          </w:rPr>
-          <w:t>55:3</w:t>
-        </w:r>
-      </w:hyperlink>
+      <w:r>
+        <w:rPr>
+          <w:rtl/>
+          <w:cs/>
+          <w:lang w:val="ar_AE" w:bidi="ar_AE"/>
+        </w:rPr>
+        <w:t>55:3</w:t>
+      </w:r>
       <w:r>
         <w:rPr>
           <w:rtl/>
@@ -2312,20 +1910,14 @@
           <w:lang w:val="ar_AE" w:bidi="ar_AE"/>
         </w:rPr>
       </w:r>
-      <w:hyperlink r:id="rId59">
-        <w:r>
-          <w:rPr>
-            <w:rtl/>
-            <w:cs/>
-            <w:lang w:val="ar_AE" w:bidi="ar_AE"/>
-          </w:rPr>
-          <w:rPr>
-            <w:color w:val="0000EE"/>
-            <w:u w:val="single"/>
-          </w:rPr>
-          <w:t>1أخبار الأيام 10:13–14</w:t>
-        </w:r>
-      </w:hyperlink>
+      <w:r>
+        <w:rPr>
+          <w:rtl/>
+          <w:cs/>
+          <w:lang w:val="ar_AE" w:bidi="ar_AE"/>
+        </w:rPr>
+        <w:t>1أخبار الأيام 10:13–14</w:t>
+      </w:r>
       <w:r>
         <w:rPr>
           <w:rtl/>
@@ -2334,20 +1926,14 @@
         </w:rPr>
         <w:t xml:space="preserve">؛ </w:t>
       </w:r>
-      <w:hyperlink r:id="rId61">
-        <w:r>
-          <w:rPr>
-            <w:rtl/>
-            <w:cs/>
-            <w:lang w:val="ar_AE" w:bidi="ar_AE"/>
-          </w:rPr>
-          <w:rPr>
-            <w:color w:val="0000EE"/>
-            <w:u w:val="single"/>
-          </w:rPr>
-          <w:t>13:3</w:t>
-        </w:r>
-      </w:hyperlink>
+      <w:r>
+        <w:rPr>
+          <w:rtl/>
+          <w:cs/>
+          <w:lang w:val="ar_AE" w:bidi="ar_AE"/>
+        </w:rPr>
+        <w:t>13:3</w:t>
+      </w:r>
       <w:r>
         <w:rPr>
           <w:rtl/>
@@ -2356,20 +1942,14 @@
         </w:rPr>
         <w:t xml:space="preserve">؛ </w:t>
       </w:r>
-      <w:hyperlink r:id="rId72">
-        <w:r>
-          <w:rPr>
-            <w:rtl/>
-            <w:cs/>
-            <w:lang w:val="ar_AE" w:bidi="ar_AE"/>
-          </w:rPr>
-          <w:rPr>
-            <w:color w:val="0000EE"/>
-            <w:u w:val="single"/>
-          </w:rPr>
-          <w:t>16:11–13</w:t>
-        </w:r>
-      </w:hyperlink>
+      <w:r>
+        <w:rPr>
+          <w:rtl/>
+          <w:cs/>
+          <w:lang w:val="ar_AE" w:bidi="ar_AE"/>
+        </w:rPr>
+        <w:t>16:11–13</w:t>
+      </w:r>
       <w:r>
         <w:rPr>
           <w:rtl/>
@@ -2378,20 +1958,14 @@
         </w:rPr>
         <w:t xml:space="preserve">؛ </w:t>
       </w:r>
-      <w:hyperlink r:id="rId66">
-        <w:r>
-          <w:rPr>
-            <w:rtl/>
-            <w:cs/>
-            <w:lang w:val="ar_AE" w:bidi="ar_AE"/>
-          </w:rPr>
-          <w:rPr>
-            <w:color w:val="0000EE"/>
-            <w:u w:val="single"/>
-          </w:rPr>
-          <w:t>22:19</w:t>
-        </w:r>
-      </w:hyperlink>
+      <w:r>
+        <w:rPr>
+          <w:rtl/>
+          <w:cs/>
+          <w:lang w:val="ar_AE" w:bidi="ar_AE"/>
+        </w:rPr>
+        <w:t>22:19</w:t>
+      </w:r>
       <w:r>
         <w:rPr>
           <w:rtl/>
@@ -2400,20 +1974,14 @@
         </w:rPr>
         <w:t xml:space="preserve">؛ </w:t>
       </w:r>
-      <w:hyperlink r:id="rId67">
-        <w:r>
-          <w:rPr>
-            <w:rtl/>
-            <w:cs/>
-            <w:lang w:val="ar_AE" w:bidi="ar_AE"/>
-          </w:rPr>
-          <w:rPr>
-            <w:color w:val="0000EE"/>
-            <w:u w:val="single"/>
-          </w:rPr>
-          <w:t>28:8–10</w:t>
-        </w:r>
-      </w:hyperlink>
+      <w:r>
+        <w:rPr>
+          <w:rtl/>
+          <w:cs/>
+          <w:lang w:val="ar_AE" w:bidi="ar_AE"/>
+        </w:rPr>
+        <w:t>28:8–10</w:t>
+      </w:r>
       <w:r>
         <w:rPr>
           <w:rtl/>
@@ -2422,20 +1990,14 @@
         </w:rPr>
         <w:t xml:space="preserve">؛ </w:t>
       </w:r>
-      <w:hyperlink r:id="rId73">
-        <w:r>
-          <w:rPr>
-            <w:rtl/>
-            <w:cs/>
-            <w:lang w:val="ar_AE" w:bidi="ar_AE"/>
-          </w:rPr>
-          <w:rPr>
-            <w:color w:val="0000EE"/>
-            <w:u w:val="single"/>
-          </w:rPr>
-          <w:t>2أخبار الأيام 6:19–40</w:t>
-        </w:r>
-      </w:hyperlink>
+      <w:r>
+        <w:rPr>
+          <w:rtl/>
+          <w:cs/>
+          <w:lang w:val="ar_AE" w:bidi="ar_AE"/>
+        </w:rPr>
+        <w:t>2أخبار الأيام 6:19–40</w:t>
+      </w:r>
       <w:r>
         <w:rPr>
           <w:rtl/>
@@ -2444,20 +2006,14 @@
         </w:rPr>
         <w:t xml:space="preserve">؛ </w:t>
       </w:r>
-      <w:hyperlink r:id="rId74">
-        <w:r>
-          <w:rPr>
-            <w:rtl/>
-            <w:cs/>
-            <w:lang w:val="ar_AE" w:bidi="ar_AE"/>
-          </w:rPr>
-          <w:rPr>
-            <w:color w:val="0000EE"/>
-            <w:u w:val="single"/>
-          </w:rPr>
-          <w:t>7:14</w:t>
-        </w:r>
-      </w:hyperlink>
+      <w:r>
+        <w:rPr>
+          <w:rtl/>
+          <w:cs/>
+          <w:lang w:val="ar_AE" w:bidi="ar_AE"/>
+        </w:rPr>
+        <w:t>7:14</w:t>
+      </w:r>
       <w:r>
         <w:rPr>
           <w:rtl/>
@@ -2466,20 +2022,14 @@
         </w:rPr>
         <w:t xml:space="preserve">؛ </w:t>
       </w:r>
-      <w:hyperlink r:id="rId75">
-        <w:r>
-          <w:rPr>
-            <w:rtl/>
-            <w:cs/>
-            <w:lang w:val="ar_AE" w:bidi="ar_AE"/>
-          </w:rPr>
-          <w:rPr>
-            <w:color w:val="0000EE"/>
-            <w:u w:val="single"/>
-          </w:rPr>
-          <w:t>المزامير 27:4–8</w:t>
-        </w:r>
-      </w:hyperlink>
+      <w:r>
+        <w:rPr>
+          <w:rtl/>
+          <w:cs/>
+          <w:lang w:val="ar_AE" w:bidi="ar_AE"/>
+        </w:rPr>
+        <w:t>المزامير 27:4–8</w:t>
+      </w:r>
       <w:r>
         <w:rPr>
           <w:rtl/>
@@ -2488,20 +2038,14 @@
         </w:rPr>
         <w:t xml:space="preserve">؛ </w:t>
       </w:r>
-      <w:hyperlink r:id="rId76">
-        <w:r>
-          <w:rPr>
-            <w:rtl/>
-            <w:cs/>
-            <w:lang w:val="ar_AE" w:bidi="ar_AE"/>
-          </w:rPr>
-          <w:rPr>
-            <w:color w:val="0000EE"/>
-            <w:u w:val="single"/>
-          </w:rPr>
-          <w:t>105:4–6</w:t>
-        </w:r>
-      </w:hyperlink>
+      <w:r>
+        <w:rPr>
+          <w:rtl/>
+          <w:cs/>
+          <w:lang w:val="ar_AE" w:bidi="ar_AE"/>
+        </w:rPr>
+        <w:t>105:4–6</w:t>
+      </w:r>
       <w:r>
         <w:rPr>
           <w:rtl/>
@@ -2510,20 +2054,14 @@
         </w:rPr>
         <w:t xml:space="preserve">؛ </w:t>
       </w:r>
-      <w:hyperlink r:id="rId77">
-        <w:r>
-          <w:rPr>
-            <w:rtl/>
-            <w:cs/>
-            <w:lang w:val="ar_AE" w:bidi="ar_AE"/>
-          </w:rPr>
-          <w:rPr>
-            <w:color w:val="0000EE"/>
-            <w:u w:val="single"/>
-          </w:rPr>
-          <w:t>إشعياء 55:6–7</w:t>
-        </w:r>
-      </w:hyperlink>
+      <w:r>
+        <w:rPr>
+          <w:rtl/>
+          <w:cs/>
+          <w:lang w:val="ar_AE" w:bidi="ar_AE"/>
+        </w:rPr>
+        <w:t>إشعياء 55:6–7</w:t>
+      </w:r>
       <w:r>
         <w:rPr>
           <w:rtl/>
@@ -2532,20 +2070,14 @@
         </w:rPr>
         <w:t xml:space="preserve">؛ </w:t>
       </w:r>
-      <w:hyperlink r:id="rId78">
-        <w:r>
-          <w:rPr>
-            <w:rtl/>
-            <w:cs/>
-            <w:lang w:val="ar_AE" w:bidi="ar_AE"/>
-          </w:rPr>
-          <w:rPr>
-            <w:color w:val="0000EE"/>
-            <w:u w:val="single"/>
-          </w:rPr>
-          <w:t>إرميا 29:13–14</w:t>
-        </w:r>
-      </w:hyperlink>
+      <w:r>
+        <w:rPr>
+          <w:rtl/>
+          <w:cs/>
+          <w:lang w:val="ar_AE" w:bidi="ar_AE"/>
+        </w:rPr>
+        <w:t>إرميا 29:13–14</w:t>
+      </w:r>
       <w:r>
         <w:rPr>
           <w:rtl/>
@@ -2554,20 +2086,14 @@
         </w:rPr>
         <w:t xml:space="preserve">؛ </w:t>
       </w:r>
-      <w:hyperlink r:id="rId79">
-        <w:r>
-          <w:rPr>
-            <w:rtl/>
-            <w:cs/>
-            <w:lang w:val="ar_AE" w:bidi="ar_AE"/>
-          </w:rPr>
-          <w:rPr>
-            <w:color w:val="0000EE"/>
-            <w:u w:val="single"/>
-          </w:rPr>
-          <w:t>متى 6:31–33</w:t>
-        </w:r>
-      </w:hyperlink>
+      <w:r>
+        <w:rPr>
+          <w:rtl/>
+          <w:cs/>
+          <w:lang w:val="ar_AE" w:bidi="ar_AE"/>
+        </w:rPr>
+        <w:t>متى 6:31–33</w:t>
+      </w:r>
       <w:r>
         <w:rPr>
           <w:rtl/>
@@ -2576,20 +2102,14 @@
         </w:rPr>
         <w:t xml:space="preserve">؛ </w:t>
       </w:r>
-      <w:hyperlink r:id="rId80">
-        <w:r>
-          <w:rPr>
-            <w:rtl/>
-            <w:cs/>
-            <w:lang w:val="ar_AE" w:bidi="ar_AE"/>
-          </w:rPr>
-          <w:rPr>
-            <w:color w:val="0000EE"/>
-            <w:u w:val="single"/>
-          </w:rPr>
-          <w:t>رومية 2:7.</w:t>
-        </w:r>
-      </w:hyperlink>
+      <w:r>
+        <w:rPr>
+          <w:rtl/>
+          <w:cs/>
+          <w:lang w:val="ar_AE" w:bidi="ar_AE"/>
+        </w:rPr>
+        <w:t>رومية 2:7.</w:t>
+      </w:r>
       <w:r>
         <w:rPr>
           <w:rtl/>
